--- a/Trigram_Analysis (1).docx
+++ b/Trigram_Analysis (1).docx
@@ -1,31 +1,49 @@
 
 <file path=word/document.xml><?xml version="1.0" encoding="utf-8"?>
-<w:document xmlns:w="http://schemas.openxmlformats.org/wordprocessingml/2006/main" xmlns:m="http://schemas.openxmlformats.org/officeDocument/2006/math" xmlns:r="http://schemas.openxmlformats.org/officeDocument/2006/relationships" xmlns:o="urn:schemas-microsoft-com:office:office" xmlns:v="urn:schemas-microsoft-com:vml" xmlns:w10="urn:schemas-microsoft-com:office:word" xmlns:a="http://schemas.openxmlformats.org/drawingml/2006/main" xmlns:pic="http://schemas.openxmlformats.org/drawingml/2006/picture" xmlns:wp="http://schemas.openxmlformats.org/drawingml/2006/wordprocessingDrawing">
+<w:document xmlns:wpc="http://schemas.microsoft.com/office/word/2010/wordprocessingCanvas" xmlns:cx="http://schemas.microsoft.com/office/drawing/2014/chartex" xmlns:cx1="http://schemas.microsoft.com/office/drawing/2015/9/8/chartex" xmlns:cx2="http://schemas.microsoft.com/office/drawing/2015/10/21/chartex" xmlns:cx3="http://schemas.microsoft.com/office/drawing/2016/5/9/chartex" xmlns:cx4="http://schemas.microsoft.com/office/drawing/2016/5/10/chartex" xmlns:cx5="http://schemas.microsoft.com/office/drawing/2016/5/11/chartex" xmlns:cx6="http://schemas.microsoft.com/office/drawing/2016/5/12/chartex" xmlns:cx7="http://schemas.microsoft.com/office/drawing/2016/5/13/chartex" xmlns:cx8="http://schemas.microsoft.com/office/drawing/2016/5/14/chartex" xmlns:mc="http://schemas.openxmlformats.org/markup-compatibility/2006" xmlns:aink="http://schemas.microsoft.com/office/drawing/2016/ink" xmlns:am3d="http://schemas.microsoft.com/office/drawing/2017/model3d" xmlns:o="urn:schemas-microsoft-com:office:office" xmlns:oel="http://schemas.microsoft.com/office/2019/extlst" xmlns:r="http://schemas.openxmlformats.org/officeDocument/2006/relationships" xmlns:m="http://schemas.openxmlformats.org/officeDocument/2006/math" xmlns:v="urn:schemas-microsoft-com:vml" xmlns:wp14="http://schemas.microsoft.com/office/word/2010/wordprocessingDrawing" xmlns:wp="http://schemas.openxmlformats.org/drawingml/2006/wordprocessingDrawing" xmlns:w10="urn:schemas-microsoft-com:office:word" xmlns:w="http://schemas.openxmlformats.org/wordprocessingml/2006/main" xmlns:w14="http://schemas.microsoft.com/office/word/2010/wordml" xmlns:w15="http://schemas.microsoft.com/office/word/2012/wordml" xmlns:w16cex="http://schemas.microsoft.com/office/word/2018/wordml/cex" xmlns:w16cid="http://schemas.microsoft.com/office/word/2016/wordml/cid" xmlns:w16="http://schemas.microsoft.com/office/word/2018/wordml" xmlns:w16du="http://schemas.microsoft.com/office/word/2023/wordml/word16du" xmlns:w16sdtdh="http://schemas.microsoft.com/office/word/2020/wordml/sdtdatahash" xmlns:w16sdtfl="http://schemas.microsoft.com/office/word/2024/wordml/sdtformatlock" xmlns:w16se="http://schemas.microsoft.com/office/word/2015/wordml/symex" xmlns:wpg="http://schemas.microsoft.com/office/word/2010/wordprocessingGroup" xmlns:wpi="http://schemas.microsoft.com/office/word/2010/wordprocessingInk" xmlns:wne="http://schemas.microsoft.com/office/word/2006/wordml" xmlns:wps="http://schemas.microsoft.com/office/word/2010/wordprocessingShape" mc:Ignorable="w14 w15 w16se w16cid w16 w16cex w16sdtdh w16sdtfl w16du wp14">
   <w:body>
-    <w:bookmarkStart w:id="28" w:name="trigram-analysis"/>
     <w:p>
       <w:pPr>
         <w:pStyle w:val="Heading1"/>
-      </w:pPr>
-      <w:r>
-        <w:t xml:space="preserve">Trigram Analysis</w:t>
+        <w:rPr>
+          <w:rFonts w:ascii="Bookman Old Style" w:hAnsi="Bookman Old Style"/>
+        </w:rPr>
+      </w:pPr>
+      <w:bookmarkStart w:id="0" w:name="trigram-analysis"/>
+      <w:r>
+        <w:rPr>
+          <w:rFonts w:ascii="Bookman Old Style" w:hAnsi="Bookman Old Style"/>
+        </w:rPr>
+        <w:t>Trigram Analysis</w:t>
       </w:r>
     </w:p>
     <w:p>
       <w:pPr>
         <w:pStyle w:val="FirstParagraph"/>
-      </w:pPr>
-      <w:r>
-        <w:t xml:space="preserve">This document explains the Trigrams project, the statistical language model it implements, and how the backend and frontend collaborate to deliver real-time predictions.</w:t>
-      </w:r>
-    </w:p>
-    <w:bookmarkStart w:id="20" w:name="repository-overview"/>
+        <w:rPr>
+          <w:rFonts w:ascii="Bookman Old Style" w:hAnsi="Bookman Old Style"/>
+        </w:rPr>
+      </w:pPr>
+      <w:r>
+        <w:rPr>
+          <w:rFonts w:ascii="Bookman Old Style" w:hAnsi="Bookman Old Style"/>
+        </w:rPr>
+        <w:t>This document explains the Trigrams project, the statistical language model it implements, and how the backend and frontend collaborate to deliver real-time predictions.</w:t>
+      </w:r>
+    </w:p>
     <w:p>
       <w:pPr>
         <w:pStyle w:val="Heading2"/>
-      </w:pPr>
-      <w:r>
-        <w:t xml:space="preserve">Repository Overview</w:t>
+        <w:rPr>
+          <w:rFonts w:ascii="Bookman Old Style" w:hAnsi="Bookman Old Style"/>
+        </w:rPr>
+      </w:pPr>
+      <w:bookmarkStart w:id="1" w:name="repository-overview"/>
+      <w:r>
+        <w:rPr>
+          <w:rFonts w:ascii="Bookman Old Style" w:hAnsi="Bookman Old Style"/>
+        </w:rPr>
+        <w:t>Repository Overview</w:t>
       </w:r>
     </w:p>
     <w:p>
@@ -33,22 +51,26 @@
         <w:pStyle w:val="Compact"/>
         <w:numPr>
           <w:ilvl w:val="0"/>
-          <w:numId w:val="1001"/>
-        </w:numPr>
+          <w:numId w:val="2"/>
+        </w:numPr>
+        <w:rPr>
+          <w:rFonts w:ascii="Bookman Old Style" w:hAnsi="Bookman Old Style"/>
+        </w:rPr>
       </w:pPr>
       <w:r>
         <w:rPr>
           <w:rStyle w:val="VerbatimChar"/>
+          <w:rFonts w:ascii="Bookman Old Style" w:hAnsi="Bookman Old Style"/>
           <w:b/>
           <w:bCs/>
         </w:rPr>
-        <w:t xml:space="preserve">trigram_llm</w:t>
-      </w:r>
-      <w:r>
-        <w:t xml:space="preserve"> </w:t>
-      </w:r>
-      <w:r>
-        <w:t xml:space="preserve">– C implementation of the trigram language model, covering training, prediction, and serialization.@trigram_llm/src/main.c#72-194</w:t>
+        <w:t>trigram_llm</w:t>
+      </w:r>
+      <w:r>
+        <w:rPr>
+          <w:rFonts w:ascii="Bookman Old Style" w:hAnsi="Bookman Old Style"/>
+        </w:rPr>
+        <w:t xml:space="preserve"> – C implementation of the trigram language model, covering training, prediction, and serialization.@trigram_llm/src/main.c#72-194</w:t>
       </w:r>
     </w:p>
     <w:p>
@@ -56,22 +78,26 @@
         <w:pStyle w:val="Compact"/>
         <w:numPr>
           <w:ilvl w:val="0"/>
-          <w:numId w:val="1001"/>
-        </w:numPr>
+          <w:numId w:val="2"/>
+        </w:numPr>
+        <w:rPr>
+          <w:rFonts w:ascii="Bookman Old Style" w:hAnsi="Bookman Old Style"/>
+        </w:rPr>
       </w:pPr>
       <w:r>
         <w:rPr>
           <w:rStyle w:val="VerbatimChar"/>
+          <w:rFonts w:ascii="Bookman Old Style" w:hAnsi="Bookman Old Style"/>
           <w:b/>
           <w:bCs/>
         </w:rPr>
-        <w:t xml:space="preserve">trigram_api</w:t>
-      </w:r>
-      <w:r>
-        <w:t xml:space="preserve"> </w:t>
-      </w:r>
-      <w:r>
-        <w:t xml:space="preserve">– REST API built with libmicrohttpd that loads the model and exposes health, statistics, and prediction endpoints.@trigram_api/src/api_server.c#1-285</w:t>
+        <w:t>trigram_api</w:t>
+      </w:r>
+      <w:r>
+        <w:rPr>
+          <w:rFonts w:ascii="Bookman Old Style" w:hAnsi="Bookman Old Style"/>
+        </w:rPr>
+        <w:t xml:space="preserve"> – REST API built with libmicrohttpd that loads the model and exposes health, statistics, and prediction endpoints.@trigram_api/src/api_server.c#1-285</w:t>
       </w:r>
     </w:p>
     <w:p>
@@ -79,50 +105,72 @@
         <w:pStyle w:val="Compact"/>
         <w:numPr>
           <w:ilvl w:val="0"/>
-          <w:numId w:val="1001"/>
-        </w:numPr>
+          <w:numId w:val="2"/>
+        </w:numPr>
+        <w:rPr>
+          <w:rFonts w:ascii="Bookman Old Style" w:hAnsi="Bookman Old Style"/>
+        </w:rPr>
       </w:pPr>
       <w:r>
         <w:rPr>
           <w:rStyle w:val="VerbatimChar"/>
+          <w:rFonts w:ascii="Bookman Old Style" w:hAnsi="Bookman Old Style"/>
           <w:b/>
           <w:bCs/>
         </w:rPr>
-        <w:t xml:space="preserve">trigram_frontend_api</w:t>
-      </w:r>
-      <w:r>
-        <w:t xml:space="preserve"> </w:t>
-      </w:r>
-      <w:r>
-        <w:t xml:space="preserve">– React/Vite frontend that calls the API to provide autocomplete-style UI.@trigram_frontend_api/src/App.jsx#1-24</w:t>
-      </w:r>
-    </w:p>
-    <w:bookmarkEnd w:id="20"/>
-    <w:bookmarkStart w:id="21" w:name="what-is-a-trigram"/>
+        <w:t>trigram_frontend_api</w:t>
+      </w:r>
+      <w:r>
+        <w:rPr>
+          <w:rFonts w:ascii="Bookman Old Style" w:hAnsi="Bookman Old Style"/>
+        </w:rPr>
+        <w:t xml:space="preserve"> – React/Vite frontend that calls the API to provide autocomplete-style UI.@trigram_frontend_api/src/App.jsx#1-24</w:t>
+      </w:r>
+    </w:p>
     <w:p>
       <w:pPr>
         <w:pStyle w:val="Heading2"/>
-      </w:pPr>
-      <w:r>
-        <w:t xml:space="preserve">What is a Trigram?</w:t>
+        <w:rPr>
+          <w:rFonts w:ascii="Bookman Old Style" w:hAnsi="Bookman Old Style"/>
+        </w:rPr>
+      </w:pPr>
+      <w:bookmarkStart w:id="2" w:name="what-is-a-trigram"/>
+      <w:bookmarkEnd w:id="1"/>
+      <w:r>
+        <w:rPr>
+          <w:rFonts w:ascii="Bookman Old Style" w:hAnsi="Bookman Old Style"/>
+        </w:rPr>
+        <w:t>What is a Trigram?</w:t>
       </w:r>
     </w:p>
     <w:p>
       <w:pPr>
         <w:pStyle w:val="FirstParagraph"/>
-      </w:pPr>
-      <w:r>
-        <w:t xml:space="preserve">A trigram is an ordered sequence of three consecutive tokens. The project builds a statistical language model by counting how often each trigram occurs in the training corpus and using those counts to predict the most likely third word given two predecessors.@trigram_llm/src/trigram.c#22-71</w:t>
-      </w:r>
-    </w:p>
-    <w:bookmarkEnd w:id="21"/>
-    <w:bookmarkStart w:id="22" w:name="core-processing-pipeline"/>
+        <w:rPr>
+          <w:rFonts w:ascii="Bookman Old Style" w:hAnsi="Bookman Old Style"/>
+        </w:rPr>
+      </w:pPr>
+      <w:r>
+        <w:rPr>
+          <w:rFonts w:ascii="Bookman Old Style" w:hAnsi="Bookman Old Style"/>
+        </w:rPr>
+        <w:t>A trigram is an ordered sequence of three consecutive tokens. The project builds a statistical language model by counting how often each trigram occurs in the training corpus and using those counts to predict the most likely third word given two predecessors.@trigram_llm/src/trigram.c#22-71</w:t>
+      </w:r>
+    </w:p>
     <w:p>
       <w:pPr>
         <w:pStyle w:val="Heading2"/>
-      </w:pPr>
-      <w:r>
-        <w:t xml:space="preserve">Core Processing Pipeline</w:t>
+        <w:rPr>
+          <w:rFonts w:ascii="Bookman Old Style" w:hAnsi="Bookman Old Style"/>
+        </w:rPr>
+      </w:pPr>
+      <w:bookmarkStart w:id="3" w:name="core-processing-pipeline"/>
+      <w:bookmarkEnd w:id="2"/>
+      <w:r>
+        <w:rPr>
+          <w:rFonts w:ascii="Bookman Old Style" w:hAnsi="Bookman Old Style"/>
+        </w:rPr>
+        <w:t>Core Processing Pipeline</w:t>
       </w:r>
     </w:p>
     <w:p>
@@ -130,27 +178,25 @@
         <w:pStyle w:val="Compact"/>
         <w:numPr>
           <w:ilvl w:val="0"/>
-          <w:numId w:val="1002"/>
-        </w:numPr>
-      </w:pPr>
-      <w:r>
-        <w:rPr>
+          <w:numId w:val="3"/>
+        </w:numPr>
+        <w:rPr>
+          <w:rFonts w:ascii="Bookman Old Style" w:hAnsi="Bookman Old Style"/>
+        </w:rPr>
+      </w:pPr>
+      <w:r>
+        <w:rPr>
+          <w:rFonts w:ascii="Bookman Old Style" w:hAnsi="Bookman Old Style"/>
           <w:b/>
           <w:bCs/>
         </w:rPr>
-        <w:t xml:space="preserve">Tokenization</w:t>
-      </w:r>
-      <w:r>
-        <w:t xml:space="preserve"> </w:t>
-      </w:r>
-      <w:r>
-        <w:t xml:space="preserve">– Training reads the input text, normalizes to lowercase, replaces punctuation with spaces, and stores each word in a singly linked list for linear traversal.@trigram_llm/src/reader.c#7-63</w:t>
-      </w:r>
-      <w:r>
-        <w:t xml:space="preserve"> </w:t>
-      </w:r>
-      <w:r>
-        <w:t xml:space="preserve">@trigram_llm/src/sll.c#6-79</w:t>
+        <w:t>Tokenization</w:t>
+      </w:r>
+      <w:r>
+        <w:rPr>
+          <w:rFonts w:ascii="Bookman Old Style" w:hAnsi="Bookman Old Style"/>
+        </w:rPr>
+        <w:t xml:space="preserve"> – Training reads the input text, normalizes to lowercase, replaces punctuation with spaces, and stores each word in a singly linked list for linear traversal.@trigram_llm/src/reader.c#7-63 @trigram_llm/src/sll.c#6-79</w:t>
       </w:r>
     </w:p>
     <w:p>
@@ -158,33 +204,25 @@
         <w:pStyle w:val="Compact"/>
         <w:numPr>
           <w:ilvl w:val="0"/>
-          <w:numId w:val="1002"/>
-        </w:numPr>
-      </w:pPr>
-      <w:r>
-        <w:rPr>
+          <w:numId w:val="3"/>
+        </w:numPr>
+        <w:rPr>
+          <w:rFonts w:ascii="Bookman Old Style" w:hAnsi="Bookman Old Style"/>
+        </w:rPr>
+      </w:pPr>
+      <w:r>
+        <w:rPr>
+          <w:rFonts w:ascii="Bookman Old Style" w:hAnsi="Bookman Old Style"/>
           <w:b/>
           <w:bCs/>
         </w:rPr>
-        <w:t xml:space="preserve">Trigram extraction</w:t>
-      </w:r>
-      <w:r>
-        <w:t xml:space="preserve"> </w:t>
-      </w:r>
-      <w:r>
-        <w:t xml:space="preserve">– A fixed-size queue forms a sliding window over the word list; once three words are in the window, a trigram string is created and counted in a hash map.@trigram_llm/src/queue.c#7-114</w:t>
-      </w:r>
-      <w:r>
-        <w:t xml:space="preserve"> </w:t>
-      </w:r>
-      <w:r>
-        <w:t xml:space="preserve">@trigram_llm/src/trigram.c#22-71</w:t>
-      </w:r>
-      <w:r>
-        <w:t xml:space="preserve"> </w:t>
-      </w:r>
-      <w:r>
-        <w:t xml:space="preserve">@trigram_llm/src/hashmap.c#7-69</w:t>
+        <w:t>Trigram extraction</w:t>
+      </w:r>
+      <w:r>
+        <w:rPr>
+          <w:rFonts w:ascii="Bookman Old Style" w:hAnsi="Bookman Old Style"/>
+        </w:rPr>
+        <w:t xml:space="preserve"> – A fixed-size queue forms a sliding window over the word list; once three words are in the window, a trigram string is created and counted in a hash map.@trigram_llm/src/queue.c#7-114 @trigram_llm/src/trigram.c#22-71 @trigram_llm/src/hashmap.c#7-69</w:t>
       </w:r>
     </w:p>
     <w:p>
@@ -192,21 +230,25 @@
         <w:pStyle w:val="Compact"/>
         <w:numPr>
           <w:ilvl w:val="0"/>
-          <w:numId w:val="1002"/>
-        </w:numPr>
-      </w:pPr>
-      <w:r>
-        <w:rPr>
+          <w:numId w:val="3"/>
+        </w:numPr>
+        <w:rPr>
+          <w:rFonts w:ascii="Bookman Old Style" w:hAnsi="Bookman Old Style"/>
+        </w:rPr>
+      </w:pPr>
+      <w:r>
+        <w:rPr>
+          <w:rFonts w:ascii="Bookman Old Style" w:hAnsi="Bookman Old Style"/>
           <w:b/>
           <w:bCs/>
         </w:rPr>
-        <w:t xml:space="preserve">Frequency reporting</w:t>
-      </w:r>
-      <w:r>
-        <w:t xml:space="preserve"> </w:t>
-      </w:r>
-      <w:r>
-        <w:t xml:space="preserve">– Trigram frequencies can be written to stdout or a file, using a min-heap to efficiently retrieve the top-N most common entries.@trigram_llm/src/trigram.c#74-175</w:t>
+        <w:t>Frequency reporting</w:t>
+      </w:r>
+      <w:r>
+        <w:rPr>
+          <w:rFonts w:ascii="Bookman Old Style" w:hAnsi="Bookman Old Style"/>
+        </w:rPr>
+        <w:t xml:space="preserve"> – Trigram frequencies can be written to stdout or a file, using a min-heap to efficiently retrieve the top-N most common entries.@trigram_llm/src/trigram.c#74-175</w:t>
       </w:r>
     </w:p>
     <w:p>
@@ -214,21 +256,25 @@
         <w:pStyle w:val="Compact"/>
         <w:numPr>
           <w:ilvl w:val="0"/>
-          <w:numId w:val="1002"/>
-        </w:numPr>
-      </w:pPr>
-      <w:r>
-        <w:rPr>
+          <w:numId w:val="3"/>
+        </w:numPr>
+        <w:rPr>
+          <w:rFonts w:ascii="Bookman Old Style" w:hAnsi="Bookman Old Style"/>
+        </w:rPr>
+      </w:pPr>
+      <w:r>
+        <w:rPr>
+          <w:rFonts w:ascii="Bookman Old Style" w:hAnsi="Bookman Old Style"/>
           <w:b/>
           <w:bCs/>
         </w:rPr>
-        <w:t xml:space="preserve">Language-model construction</w:t>
-      </w:r>
-      <w:r>
-        <w:t xml:space="preserve"> </w:t>
-      </w:r>
-      <w:r>
-        <w:t xml:space="preserve">– The data is replayed to build a three-level tree structure that maps first and second words to possible third words and their counts.@trigram_llm/src/tree.c#42-208</w:t>
+        <w:t>Language-model construction</w:t>
+      </w:r>
+      <w:r>
+        <w:rPr>
+          <w:rFonts w:ascii="Bookman Old Style" w:hAnsi="Bookman Old Style"/>
+        </w:rPr>
+        <w:t xml:space="preserve"> – The data is replayed to build a three-level tree structure that maps first and second words to possible third words and their counts.@trigram_llm/src/tree.c#42-208</w:t>
       </w:r>
     </w:p>
     <w:p>
@@ -236,33 +282,38 @@
         <w:pStyle w:val="Compact"/>
         <w:numPr>
           <w:ilvl w:val="0"/>
-          <w:numId w:val="1002"/>
-        </w:numPr>
-      </w:pPr>
-      <w:r>
-        <w:rPr>
+          <w:numId w:val="3"/>
+        </w:numPr>
+        <w:rPr>
+          <w:rFonts w:ascii="Bookman Old Style" w:hAnsi="Bookman Old Style"/>
+        </w:rPr>
+      </w:pPr>
+      <w:r>
+        <w:rPr>
+          <w:rFonts w:ascii="Bookman Old Style" w:hAnsi="Bookman Old Style"/>
           <w:b/>
           <w:bCs/>
         </w:rPr>
-        <w:t xml:space="preserve">Persistence</w:t>
-      </w:r>
-      <w:r>
-        <w:t xml:space="preserve"> </w:t>
-      </w:r>
-      <w:r>
-        <w:t xml:space="preserve">– The trained model is serialized to</w:t>
-      </w:r>
-      <w:r>
-        <w:t xml:space="preserve"> </w:t>
+        <w:t>Persistence</w:t>
+      </w:r>
+      <w:r>
+        <w:rPr>
+          <w:rFonts w:ascii="Bookman Old Style" w:hAnsi="Bookman Old Style"/>
+        </w:rPr>
+        <w:t xml:space="preserve"> – The trained model is serialized to </w:t>
       </w:r>
       <w:r>
         <w:rPr>
           <w:rStyle w:val="VerbatimChar"/>
-        </w:rPr>
-        <w:t xml:space="preserve">output/model.bin</w:t>
-      </w:r>
-      <w:r>
-        <w:t xml:space="preserve">, storing the hierarchical tree so it can be reloaded without retraining.@trigram_llm/src/tree.c#256-366</w:t>
+          <w:rFonts w:ascii="Bookman Old Style" w:hAnsi="Bookman Old Style"/>
+        </w:rPr>
+        <w:t>output/model.bin</w:t>
+      </w:r>
+      <w:r>
+        <w:rPr>
+          <w:rFonts w:ascii="Bookman Old Style" w:hAnsi="Bookman Old Style"/>
+        </w:rPr>
+        <w:t>, storing the hierarchical tree so it can be reloaded without retraining.@trigram_llm/src/tree.c#256-366</w:t>
       </w:r>
     </w:p>
     <w:p>
@@ -270,31 +321,42 @@
         <w:pStyle w:val="Compact"/>
         <w:numPr>
           <w:ilvl w:val="0"/>
-          <w:numId w:val="1002"/>
-        </w:numPr>
-      </w:pPr>
-      <w:r>
-        <w:rPr>
+          <w:numId w:val="3"/>
+        </w:numPr>
+        <w:rPr>
+          <w:rFonts w:ascii="Bookman Old Style" w:hAnsi="Bookman Old Style"/>
+        </w:rPr>
+      </w:pPr>
+      <w:r>
+        <w:rPr>
+          <w:rFonts w:ascii="Bookman Old Style" w:hAnsi="Bookman Old Style"/>
           <w:b/>
           <w:bCs/>
         </w:rPr>
-        <w:t xml:space="preserve">Interactive CLI</w:t>
-      </w:r>
-      <w:r>
-        <w:t xml:space="preserve"> </w:t>
-      </w:r>
-      <w:r>
-        <w:t xml:space="preserve">– After training or loading, the CLI allows interactive prediction sessions for manual testing.@trigram_llm/src/main.c#35-69</w:t>
-      </w:r>
-    </w:p>
-    <w:bookmarkEnd w:id="22"/>
-    <w:bookmarkStart w:id="23" w:name="algorithms-and-data-structures"/>
+        <w:t>Interactive CLI</w:t>
+      </w:r>
+      <w:r>
+        <w:rPr>
+          <w:rFonts w:ascii="Bookman Old Style" w:hAnsi="Bookman Old Style"/>
+        </w:rPr>
+        <w:t xml:space="preserve"> – After training or loading, the CLI allows interactive prediction sessions for manual testing.@trigram_llm/src/main.c#35-69</w:t>
+      </w:r>
+    </w:p>
     <w:p>
       <w:pPr>
         <w:pStyle w:val="Heading2"/>
-      </w:pPr>
-      <w:r>
-        <w:t xml:space="preserve">Algorithms and Data Structures</w:t>
+        <w:rPr>
+          <w:rFonts w:ascii="Bookman Old Style" w:hAnsi="Bookman Old Style"/>
+        </w:rPr>
+      </w:pPr>
+      <w:bookmarkStart w:id="4" w:name="algorithms-and-data-structures"/>
+      <w:bookmarkEnd w:id="3"/>
+      <w:r>
+        <w:rPr>
+          <w:rFonts w:ascii="Bookman Old Style" w:hAnsi="Bookman Old Style"/>
+        </w:rPr>
+        <w:lastRenderedPageBreak/>
+        <w:t>Algorithms and Data Structures</w:t>
       </w:r>
     </w:p>
     <w:p>
@@ -302,21 +364,25 @@
         <w:pStyle w:val="Compact"/>
         <w:numPr>
           <w:ilvl w:val="0"/>
-          <w:numId w:val="1003"/>
-        </w:numPr>
-      </w:pPr>
-      <w:r>
-        <w:rPr>
+          <w:numId w:val="4"/>
+        </w:numPr>
+        <w:rPr>
+          <w:rFonts w:ascii="Bookman Old Style" w:hAnsi="Bookman Old Style"/>
+        </w:rPr>
+      </w:pPr>
+      <w:r>
+        <w:rPr>
+          <w:rFonts w:ascii="Bookman Old Style" w:hAnsi="Bookman Old Style"/>
           <w:b/>
           <w:bCs/>
         </w:rPr>
-        <w:t xml:space="preserve">Singly Linked List (SLL)</w:t>
-      </w:r>
-      <w:r>
-        <w:t xml:space="preserve"> </w:t>
-      </w:r>
-      <w:r>
-        <w:t xml:space="preserve">– Maintains token order during tokenization and training.@trigram_llm/src/sll.c#6-79</w:t>
+        <w:t>Singly Linked List (SLL)</w:t>
+      </w:r>
+      <w:r>
+        <w:rPr>
+          <w:rFonts w:ascii="Bookman Old Style" w:hAnsi="Bookman Old Style"/>
+        </w:rPr>
+        <w:t xml:space="preserve"> – Maintains token order during tokenization and training.@trigram_llm/src/sll.c#6-79</w:t>
       </w:r>
     </w:p>
     <w:p>
@@ -324,21 +390,25 @@
         <w:pStyle w:val="Compact"/>
         <w:numPr>
           <w:ilvl w:val="0"/>
-          <w:numId w:val="1003"/>
-        </w:numPr>
-      </w:pPr>
-      <w:r>
-        <w:rPr>
+          <w:numId w:val="4"/>
+        </w:numPr>
+        <w:rPr>
+          <w:rFonts w:ascii="Bookman Old Style" w:hAnsi="Bookman Old Style"/>
+        </w:rPr>
+      </w:pPr>
+      <w:r>
+        <w:rPr>
+          <w:rFonts w:ascii="Bookman Old Style" w:hAnsi="Bookman Old Style"/>
           <w:b/>
           <w:bCs/>
         </w:rPr>
-        <w:t xml:space="preserve">Queue-based sliding window</w:t>
-      </w:r>
-      <w:r>
-        <w:t xml:space="preserve"> </w:t>
-      </w:r>
-      <w:r>
-        <w:t xml:space="preserve">– Maintains the last three words to generate trigrams in O(1) per step.@trigram_llm/src/queue.c#7-114</w:t>
+        <w:t>Queue-based sliding window</w:t>
+      </w:r>
+      <w:r>
+        <w:rPr>
+          <w:rFonts w:ascii="Bookman Old Style" w:hAnsi="Bookman Old Style"/>
+        </w:rPr>
+        <w:t xml:space="preserve"> – Maintains the last three words to generate trigrams in O(1) per step.@trigram_llm/src/queue.c#7-114</w:t>
       </w:r>
     </w:p>
     <w:p>
@@ -346,21 +416,25 @@
         <w:pStyle w:val="Compact"/>
         <w:numPr>
           <w:ilvl w:val="0"/>
-          <w:numId w:val="1003"/>
-        </w:numPr>
-      </w:pPr>
-      <w:r>
-        <w:rPr>
+          <w:numId w:val="4"/>
+        </w:numPr>
+        <w:rPr>
+          <w:rFonts w:ascii="Bookman Old Style" w:hAnsi="Bookman Old Style"/>
+        </w:rPr>
+      </w:pPr>
+      <w:r>
+        <w:rPr>
+          <w:rFonts w:ascii="Bookman Old Style" w:hAnsi="Bookman Old Style"/>
           <w:b/>
           <w:bCs/>
         </w:rPr>
-        <w:t xml:space="preserve">Hash map with djb2 hashing</w:t>
-      </w:r>
-      <w:r>
-        <w:t xml:space="preserve"> </w:t>
-      </w:r>
-      <w:r>
-        <w:t xml:space="preserve">– Maps trigram strings to frequency counts using separate chaining for collisions.@trigram_llm/src/hashmap.c#7-107</w:t>
+        <w:t>Hash map with djb2 hashing</w:t>
+      </w:r>
+      <w:r>
+        <w:rPr>
+          <w:rFonts w:ascii="Bookman Old Style" w:hAnsi="Bookman Old Style"/>
+        </w:rPr>
+        <w:t xml:space="preserve"> – Maps trigram strings to frequency counts using separate chaining for collisions.@trigram_llm/src/hashmap.c#7-107</w:t>
       </w:r>
     </w:p>
     <w:p>
@@ -368,21 +442,25 @@
         <w:pStyle w:val="Compact"/>
         <w:numPr>
           <w:ilvl w:val="0"/>
-          <w:numId w:val="1003"/>
-        </w:numPr>
-      </w:pPr>
-      <w:r>
-        <w:rPr>
+          <w:numId w:val="4"/>
+        </w:numPr>
+        <w:rPr>
+          <w:rFonts w:ascii="Bookman Old Style" w:hAnsi="Bookman Old Style"/>
+        </w:rPr>
+      </w:pPr>
+      <w:r>
+        <w:rPr>
+          <w:rFonts w:ascii="Bookman Old Style" w:hAnsi="Bookman Old Style"/>
           <w:b/>
           <w:bCs/>
         </w:rPr>
-        <w:t xml:space="preserve">Min-heap for top-N</w:t>
-      </w:r>
-      <w:r>
-        <w:t xml:space="preserve"> </w:t>
-      </w:r>
-      <w:r>
-        <w:t xml:space="preserve">– Keeps only the most frequent trigrams when a limit is requested, operating in O(N log k).@trigram_llm/src/trigram.c#118-175</w:t>
+        <w:t>Min-heap for top-N</w:t>
+      </w:r>
+      <w:r>
+        <w:rPr>
+          <w:rFonts w:ascii="Bookman Old Style" w:hAnsi="Bookman Old Style"/>
+        </w:rPr>
+        <w:t xml:space="preserve"> – Keeps only the most frequent trigrams when a limit is requested, operating in O(N log k).@trigram_llm/src/trigram.c#118-175</w:t>
       </w:r>
     </w:p>
     <w:p>
@@ -390,21 +468,25 @@
         <w:pStyle w:val="Compact"/>
         <w:numPr>
           <w:ilvl w:val="0"/>
-          <w:numId w:val="1003"/>
-        </w:numPr>
-      </w:pPr>
-      <w:r>
-        <w:rPr>
+          <w:numId w:val="4"/>
+        </w:numPr>
+        <w:rPr>
+          <w:rFonts w:ascii="Bookman Old Style" w:hAnsi="Bookman Old Style"/>
+        </w:rPr>
+      </w:pPr>
+      <w:r>
+        <w:rPr>
+          <w:rFonts w:ascii="Bookman Old Style" w:hAnsi="Bookman Old Style"/>
           <w:b/>
           <w:bCs/>
         </w:rPr>
-        <w:t xml:space="preserve">Tree-based language model</w:t>
-      </w:r>
-      <w:r>
-        <w:t xml:space="preserve"> </w:t>
-      </w:r>
-      <w:r>
-        <w:t xml:space="preserve">– Multi-level tree storing counts per context, enabling quick lookup of predictions and probabilities.@trigram_llm/src/tree.c#90-208</w:t>
+        <w:t>Tree-based language model</w:t>
+      </w:r>
+      <w:r>
+        <w:rPr>
+          <w:rFonts w:ascii="Bookman Old Style" w:hAnsi="Bookman Old Style"/>
+        </w:rPr>
+        <w:t xml:space="preserve"> – Multi-level tree storing counts per context, enabling quick lookup of predictions and probabilities.@trigram_llm/src/tree.c#90-208</w:t>
       </w:r>
     </w:p>
     <w:p>
@@ -412,40 +494,54 @@
         <w:pStyle w:val="Compact"/>
         <w:numPr>
           <w:ilvl w:val="0"/>
-          <w:numId w:val="1003"/>
-        </w:numPr>
-      </w:pPr>
-      <w:r>
-        <w:rPr>
+          <w:numId w:val="4"/>
+        </w:numPr>
+        <w:rPr>
+          <w:rFonts w:ascii="Bookman Old Style" w:hAnsi="Bookman Old Style"/>
+        </w:rPr>
+      </w:pPr>
+      <w:r>
+        <w:rPr>
+          <w:rFonts w:ascii="Bookman Old Style" w:hAnsi="Bookman Old Style"/>
           <w:b/>
           <w:bCs/>
         </w:rPr>
-        <w:t xml:space="preserve">Binary serialization</w:t>
-      </w:r>
-      <w:r>
-        <w:t xml:space="preserve"> </w:t>
-      </w:r>
-      <w:r>
-        <w:t xml:space="preserve">– Writes the language model tree to disk and reconstructs it at load time, preserving counts and hierarchy.@trigram_llm/src/tree.c#256-366</w:t>
-      </w:r>
-    </w:p>
-    <w:bookmarkEnd w:id="23"/>
-    <w:bookmarkStart w:id="24" w:name="backend-service-architecture-trigram_api"/>
+        <w:t>Binary serialization</w:t>
+      </w:r>
+      <w:r>
+        <w:rPr>
+          <w:rFonts w:ascii="Bookman Old Style" w:hAnsi="Bookman Old Style"/>
+        </w:rPr>
+        <w:t xml:space="preserve"> – Writes the language model tree to disk and reconstructs it at load time, preserving counts and hierarchy.@trigram_llm/src/tree.c#256-366</w:t>
+      </w:r>
+    </w:p>
     <w:p>
       <w:pPr>
         <w:pStyle w:val="Heading2"/>
-      </w:pPr>
-      <w:r>
-        <w:t xml:space="preserve">Backend Service Architecture (</w:t>
+        <w:rPr>
+          <w:rFonts w:ascii="Bookman Old Style" w:hAnsi="Bookman Old Style"/>
+        </w:rPr>
+      </w:pPr>
+      <w:bookmarkStart w:id="5" w:name="backend-service-architecture-trigram_api"/>
+      <w:bookmarkEnd w:id="4"/>
+      <w:r>
+        <w:rPr>
+          <w:rFonts w:ascii="Bookman Old Style" w:hAnsi="Bookman Old Style"/>
+        </w:rPr>
+        <w:t>Backend Service Architecture (</w:t>
       </w:r>
       <w:r>
         <w:rPr>
           <w:rStyle w:val="VerbatimChar"/>
-        </w:rPr>
-        <w:t xml:space="preserve">trigram_api</w:t>
-      </w:r>
-      <w:r>
-        <w:t xml:space="preserve">)</w:t>
+          <w:rFonts w:ascii="Bookman Old Style" w:hAnsi="Bookman Old Style"/>
+        </w:rPr>
+        <w:t>trigram_api</w:t>
+      </w:r>
+      <w:r>
+        <w:rPr>
+          <w:rFonts w:ascii="Bookman Old Style" w:hAnsi="Bookman Old Style"/>
+        </w:rPr>
+        <w:t>)</w:t>
       </w:r>
     </w:p>
     <w:p>
@@ -453,11 +549,17 @@
         <w:pStyle w:val="Compact"/>
         <w:numPr>
           <w:ilvl w:val="0"/>
-          <w:numId w:val="1004"/>
-        </w:numPr>
-      </w:pPr>
-      <w:r>
-        <w:t xml:space="preserve">Loads the serialized model on startup and keeps it in memory.@trigram_api/src/api_server.c#226-285</w:t>
+          <w:numId w:val="5"/>
+        </w:numPr>
+        <w:rPr>
+          <w:rFonts w:ascii="Bookman Old Style" w:hAnsi="Bookman Old Style"/>
+        </w:rPr>
+      </w:pPr>
+      <w:r>
+        <w:rPr>
+          <w:rFonts w:ascii="Bookman Old Style" w:hAnsi="Bookman Old Style"/>
+        </w:rPr>
+        <w:t>Loads the serialized model on startup and keeps it in memory.@trigram_api/src/api_server.c#226-285</w:t>
       </w:r>
     </w:p>
     <w:p>
@@ -465,11 +567,17 @@
         <w:pStyle w:val="Compact"/>
         <w:numPr>
           <w:ilvl w:val="0"/>
-          <w:numId w:val="1004"/>
-        </w:numPr>
-      </w:pPr>
-      <w:r>
-        <w:t xml:space="preserve">Starts an HTTP daemon on port 8080 via GNU libmicrohttpd.@trigram_api/src/api_server.c#227-248</w:t>
+          <w:numId w:val="5"/>
+        </w:numPr>
+        <w:rPr>
+          <w:rFonts w:ascii="Bookman Old Style" w:hAnsi="Bookman Old Style"/>
+        </w:rPr>
+      </w:pPr>
+      <w:r>
+        <w:rPr>
+          <w:rFonts w:ascii="Bookman Old Style" w:hAnsi="Bookman Old Style"/>
+        </w:rPr>
+        <w:t>Starts an HTTP daemon on port 8080 via GNU libmicrohttpd.@trigram_api/src/api_server.c#227-248</w:t>
       </w:r>
     </w:p>
     <w:p>
@@ -477,11 +585,17 @@
         <w:pStyle w:val="Compact"/>
         <w:numPr>
           <w:ilvl w:val="0"/>
-          <w:numId w:val="1004"/>
-        </w:numPr>
-      </w:pPr>
-      <w:r>
-        <w:t xml:space="preserve">Adds CORS headers to every response to allow browser clients.@trigram_api/src/api_server.c#12-45</w:t>
+          <w:numId w:val="5"/>
+        </w:numPr>
+        <w:rPr>
+          <w:rFonts w:ascii="Bookman Old Style" w:hAnsi="Bookman Old Style"/>
+        </w:rPr>
+      </w:pPr>
+      <w:r>
+        <w:rPr>
+          <w:rFonts w:ascii="Bookman Old Style" w:hAnsi="Bookman Old Style"/>
+        </w:rPr>
+        <w:t>Adds CORS headers to every response to allow browser clients.@trigram_api/src/api_server.c#12-45</w:t>
       </w:r>
     </w:p>
     <w:p>
@@ -489,11 +603,17 @@
         <w:pStyle w:val="Compact"/>
         <w:numPr>
           <w:ilvl w:val="0"/>
-          <w:numId w:val="1004"/>
-        </w:numPr>
-      </w:pPr>
-      <w:r>
-        <w:t xml:space="preserve">Routes requests:</w:t>
+          <w:numId w:val="5"/>
+        </w:numPr>
+        <w:rPr>
+          <w:rFonts w:ascii="Bookman Old Style" w:hAnsi="Bookman Old Style"/>
+        </w:rPr>
+      </w:pPr>
+      <w:r>
+        <w:rPr>
+          <w:rFonts w:ascii="Bookman Old Style" w:hAnsi="Bookman Old Style"/>
+        </w:rPr>
+        <w:t>Routes requests:</w:t>
       </w:r>
     </w:p>
     <w:p>
@@ -501,20 +621,24 @@
         <w:pStyle w:val="Compact"/>
         <w:numPr>
           <w:ilvl w:val="1"/>
-          <w:numId w:val="1005"/>
-        </w:numPr>
+          <w:numId w:val="6"/>
+        </w:numPr>
+        <w:rPr>
+          <w:rFonts w:ascii="Bookman Old Style" w:hAnsi="Bookman Old Style"/>
+        </w:rPr>
       </w:pPr>
       <w:r>
         <w:rPr>
           <w:rStyle w:val="VerbatimChar"/>
-        </w:rPr>
-        <w:t xml:space="preserve">GET /health</w:t>
-      </w:r>
-      <w:r>
-        <w:t xml:space="preserve"> </w:t>
-      </w:r>
-      <w:r>
-        <w:t xml:space="preserve">– Indicates server status and whether the model is loaded.@trigram_api/src/api_server.c#48-56</w:t>
+          <w:rFonts w:ascii="Bookman Old Style" w:hAnsi="Bookman Old Style"/>
+        </w:rPr>
+        <w:t>GET /health</w:t>
+      </w:r>
+      <w:r>
+        <w:rPr>
+          <w:rFonts w:ascii="Bookman Old Style" w:hAnsi="Bookman Old Style"/>
+        </w:rPr>
+        <w:t xml:space="preserve"> – Indicates server status and whether the model is loaded.@trigram_api/src/api_server.c#48-56</w:t>
       </w:r>
     </w:p>
     <w:p>
@@ -522,20 +646,24 @@
         <w:pStyle w:val="Compact"/>
         <w:numPr>
           <w:ilvl w:val="1"/>
-          <w:numId w:val="1005"/>
-        </w:numPr>
+          <w:numId w:val="6"/>
+        </w:numPr>
+        <w:rPr>
+          <w:rFonts w:ascii="Bookman Old Style" w:hAnsi="Bookman Old Style"/>
+        </w:rPr>
       </w:pPr>
       <w:r>
         <w:rPr>
           <w:rStyle w:val="VerbatimChar"/>
-        </w:rPr>
-        <w:t xml:space="preserve">GET /stats</w:t>
-      </w:r>
-      <w:r>
-        <w:t xml:space="preserve"> </w:t>
-      </w:r>
-      <w:r>
-        <w:t xml:space="preserve">– Reports total trigram count and unique first-word count.@trigram_api/src/api_server.c#58-71</w:t>
+          <w:rFonts w:ascii="Bookman Old Style" w:hAnsi="Bookman Old Style"/>
+        </w:rPr>
+        <w:t>GET /stats</w:t>
+      </w:r>
+      <w:r>
+        <w:rPr>
+          <w:rFonts w:ascii="Bookman Old Style" w:hAnsi="Bookman Old Style"/>
+        </w:rPr>
+        <w:t xml:space="preserve"> – Reports total trigram count and unique first-word count.@trigram_api/src/api_server.c#58-71</w:t>
       </w:r>
     </w:p>
     <w:p>
@@ -543,63 +671,79 @@
         <w:pStyle w:val="Compact"/>
         <w:numPr>
           <w:ilvl w:val="1"/>
-          <w:numId w:val="1005"/>
-        </w:numPr>
+          <w:numId w:val="6"/>
+        </w:numPr>
+        <w:rPr>
+          <w:rFonts w:ascii="Bookman Old Style" w:hAnsi="Bookman Old Style"/>
+        </w:rPr>
       </w:pPr>
       <w:r>
         <w:rPr>
           <w:rStyle w:val="VerbatimChar"/>
-        </w:rPr>
-        <w:t xml:space="preserve">POST /predict</w:t>
-      </w:r>
-      <w:r>
-        <w:t xml:space="preserve"> </w:t>
-      </w:r>
-      <w:r>
-        <w:t xml:space="preserve">– Parses JSON</w:t>
-      </w:r>
-      <w:r>
-        <w:t xml:space="preserve"> </w:t>
+          <w:rFonts w:ascii="Bookman Old Style" w:hAnsi="Bookman Old Style"/>
+        </w:rPr>
+        <w:t>POST /predict</w:t>
+      </w:r>
+      <w:r>
+        <w:rPr>
+          <w:rFonts w:ascii="Bookman Old Style" w:hAnsi="Bookman Old Style"/>
+        </w:rPr>
+        <w:t xml:space="preserve"> – Parses JSON </w:t>
       </w:r>
       <w:r>
         <w:rPr>
           <w:rStyle w:val="VerbatimChar"/>
-        </w:rPr>
-        <w:t xml:space="preserve">{ word1, word2 }</w:t>
-      </w:r>
-      <w:r>
-        <w:t xml:space="preserve">, queries the language model via</w:t>
-      </w:r>
-      <w:r>
-        <w:t xml:space="preserve"> </w:t>
+          <w:rFonts w:ascii="Bookman Old Style" w:hAnsi="Bookman Old Style"/>
+        </w:rPr>
+        <w:t>{ word1, word2 }</w:t>
+      </w:r>
+      <w:r>
+        <w:rPr>
+          <w:rFonts w:ascii="Bookman Old Style" w:hAnsi="Bookman Old Style"/>
+        </w:rPr>
+        <w:t xml:space="preserve">, queries the language model via </w:t>
       </w:r>
       <w:r>
         <w:rPr>
           <w:rStyle w:val="VerbatimChar"/>
-        </w:rPr>
-        <w:t xml:space="preserve">lm_predict_top_n</w:t>
-      </w:r>
-      <w:r>
-        <w:t xml:space="preserve">, and returns predictions with probabilities and counts.@trigram_api/src/api_server.c#74-143</w:t>
-      </w:r>
-    </w:p>
-    <w:bookmarkEnd w:id="24"/>
-    <w:bookmarkStart w:id="25" w:name="X994a808320b152eee9511d5ef1941271b651460"/>
+          <w:rFonts w:ascii="Bookman Old Style" w:hAnsi="Bookman Old Style"/>
+        </w:rPr>
+        <w:t>lm_predict_top_n</w:t>
+      </w:r>
+      <w:r>
+        <w:rPr>
+          <w:rFonts w:ascii="Bookman Old Style" w:hAnsi="Bookman Old Style"/>
+        </w:rPr>
+        <w:t>, and returns predictions with probabilities and counts.@trigram_api/src/api_server.c#74-143</w:t>
+      </w:r>
+    </w:p>
     <w:p>
       <w:pPr>
         <w:pStyle w:val="Heading2"/>
-      </w:pPr>
-      <w:r>
-        <w:t xml:space="preserve">Frontend Application Architecture (</w:t>
+        <w:rPr>
+          <w:rFonts w:ascii="Bookman Old Style" w:hAnsi="Bookman Old Style"/>
+        </w:rPr>
+      </w:pPr>
+      <w:bookmarkStart w:id="6" w:name="X994a808320b152eee9511d5ef1941271b651460"/>
+      <w:bookmarkEnd w:id="5"/>
+      <w:r>
+        <w:rPr>
+          <w:rFonts w:ascii="Bookman Old Style" w:hAnsi="Bookman Old Style"/>
+        </w:rPr>
+        <w:t>Frontend Application Architecture (</w:t>
       </w:r>
       <w:r>
         <w:rPr>
           <w:rStyle w:val="VerbatimChar"/>
-        </w:rPr>
-        <w:t xml:space="preserve">trigram_frontend_api</w:t>
-      </w:r>
-      <w:r>
-        <w:t xml:space="preserve">)</w:t>
+          <w:rFonts w:ascii="Bookman Old Style" w:hAnsi="Bookman Old Style"/>
+        </w:rPr>
+        <w:t>trigram_frontend_api</w:t>
+      </w:r>
+      <w:r>
+        <w:rPr>
+          <w:rFonts w:ascii="Bookman Old Style" w:hAnsi="Bookman Old Style"/>
+        </w:rPr>
+        <w:t>)</w:t>
       </w:r>
     </w:p>
     <w:p>
@@ -607,79 +751,142 @@
         <w:pStyle w:val="Compact"/>
         <w:numPr>
           <w:ilvl w:val="0"/>
-          <w:numId w:val="1006"/>
-        </w:numPr>
+          <w:numId w:val="7"/>
+        </w:numPr>
+        <w:rPr>
+          <w:rFonts w:ascii="Bookman Old Style" w:hAnsi="Bookman Old Style"/>
+        </w:rPr>
       </w:pPr>
       <w:r>
         <w:rPr>
           <w:rStyle w:val="VerbatimChar"/>
+          <w:rFonts w:ascii="Bookman Old Style" w:hAnsi="Bookman Old Style"/>
           <w:b/>
           <w:bCs/>
         </w:rPr>
-        <w:t xml:space="preserve">SearchBar</w:t>
-      </w:r>
-      <w:r>
-        <w:rPr>
+        <w:t>SearchBar</w:t>
+      </w:r>
+      <w:r>
+        <w:rPr>
+          <w:rFonts w:ascii="Bookman Old Style" w:hAnsi="Bookman Old Style"/>
           <w:b/>
           <w:bCs/>
         </w:rPr>
-        <w:t xml:space="preserve"> </w:t>
-      </w:r>
-      <w:r>
-        <w:rPr>
+        <w:t xml:space="preserve"> component</w:t>
+      </w:r>
+      <w:r>
+        <w:rPr>
+          <w:rFonts w:ascii="Bookman Old Style" w:hAnsi="Bookman Old Style"/>
+        </w:rPr>
+        <w:t xml:space="preserve"> – Manages user input, listens for keyboard navigation, and inserts selected predictions into the text area.@trigram_frontend_api/src/components/SearchBar.jsx#6-70</w:t>
+      </w:r>
+    </w:p>
+    <w:p>
+      <w:pPr>
+        <w:pStyle w:val="Compact"/>
+        <w:numPr>
+          <w:ilvl w:val="0"/>
+          <w:numId w:val="7"/>
+        </w:numPr>
+        <w:rPr>
+          <w:rFonts w:ascii="Bookman Old Style" w:hAnsi="Bookman Old Style"/>
+        </w:rPr>
+      </w:pPr>
+      <w:r>
+        <w:rPr>
+          <w:rStyle w:val="VerbatimChar"/>
+          <w:rFonts w:ascii="Bookman Old Style" w:hAnsi="Bookman Old Style"/>
           <w:b/>
           <w:bCs/>
         </w:rPr>
-        <w:t xml:space="preserve">component</w:t>
-      </w:r>
-      <w:r>
-        <w:t xml:space="preserve"> </w:t>
-      </w:r>
-      <w:r>
-        <w:t xml:space="preserve">– Manages user input, listens for keyboard navigation, and inserts selected predictions into the text area.@trigram_frontend_api/src/components/SearchBar.jsx#6-70</w:t>
-      </w:r>
-    </w:p>
-    <w:p>
-      <w:pPr>
-        <w:pStyle w:val="Compact"/>
-        <w:numPr>
-          <w:ilvl w:val="0"/>
-          <w:numId w:val="1006"/>
-        </w:numPr>
-      </w:pPr>
-      <w:r>
-        <w:rPr>
-          <w:rStyle w:val="VerbatimChar"/>
+        <w:t>usePredictions</w:t>
+      </w:r>
+      <w:r>
+        <w:rPr>
+          <w:rFonts w:ascii="Bookman Old Style" w:hAnsi="Bookman Old Style"/>
           <w:b/>
           <w:bCs/>
         </w:rPr>
-        <w:t xml:space="preserve">usePredictions</w:t>
-      </w:r>
-      <w:r>
-        <w:rPr>
+        <w:t xml:space="preserve"> hook</w:t>
+      </w:r>
+      <w:r>
+        <w:rPr>
+          <w:rFonts w:ascii="Bookman Old Style" w:hAnsi="Bookman Old Style"/>
+        </w:rPr>
+        <w:t xml:space="preserve"> – Debounces typing by 300</w:t>
+      </w:r>
+      <w:r>
+        <w:rPr>
+          <w:rFonts w:ascii="Times New Roman" w:hAnsi="Times New Roman" w:cs="Times New Roman"/>
+        </w:rPr>
+        <w:t> </w:t>
+      </w:r>
+      <w:r>
+        <w:rPr>
+          <w:rFonts w:ascii="Bookman Old Style" w:hAnsi="Bookman Old Style"/>
+        </w:rPr>
+        <w:t>ms, extracts the last two words, and fetches predictions using the API service.@trigram_frontend_api/src/hooks/useDebounce.js#3-17 @trigram_frontend_api/src/hooks/usePredictions.js#5-33</w:t>
+      </w:r>
+    </w:p>
+    <w:p>
+      <w:pPr>
+        <w:pStyle w:val="Compact"/>
+        <w:numPr>
+          <w:ilvl w:val="0"/>
+          <w:numId w:val="7"/>
+        </w:numPr>
+        <w:rPr>
+          <w:rFonts w:ascii="Bookman Old Style" w:hAnsi="Bookman Old Style"/>
+        </w:rPr>
+      </w:pPr>
+      <w:r>
+        <w:rPr>
+          <w:rStyle w:val="VerbatimChar"/>
+          <w:rFonts w:ascii="Bookman Old Style" w:hAnsi="Bookman Old Style"/>
           <w:b/>
           <w:bCs/>
         </w:rPr>
-        <w:t xml:space="preserve"> </w:t>
-      </w:r>
-      <w:r>
-        <w:rPr>
+        <w:t>Stats</w:t>
+      </w:r>
+      <w:r>
+        <w:rPr>
+          <w:rFonts w:ascii="Bookman Old Style" w:hAnsi="Bookman Old Style"/>
           <w:b/>
           <w:bCs/>
         </w:rPr>
-        <w:t xml:space="preserve">hook</w:t>
-      </w:r>
-      <w:r>
-        <w:t xml:space="preserve"> </w:t>
-      </w:r>
-      <w:r>
-        <w:t xml:space="preserve">– Debounces typing by 300 ms, extracts the last two words, and fetches predictions using the API service.@trigram_frontend_api/src/hooks/useDebounce.js#3-17</w:t>
-      </w:r>
-      <w:r>
-        <w:t xml:space="preserve"> </w:t>
-      </w:r>
-      <w:r>
-        <w:t xml:space="preserve">@trigram_frontend_api/src/hooks/usePredictions.js#5-33</w:t>
+        <w:t xml:space="preserve"> component</w:t>
+      </w:r>
+      <w:r>
+        <w:rPr>
+          <w:rFonts w:ascii="Bookman Old Style" w:hAnsi="Bookman Old Style"/>
+        </w:rPr>
+        <w:t xml:space="preserve"> – Fetches </w:t>
+      </w:r>
+      <w:r>
+        <w:rPr>
+          <w:rStyle w:val="VerbatimChar"/>
+          <w:rFonts w:ascii="Bookman Old Style" w:hAnsi="Bookman Old Style"/>
+        </w:rPr>
+        <w:t>/stats</w:t>
+      </w:r>
+      <w:r>
+        <w:rPr>
+          <w:rFonts w:ascii="Bookman Old Style" w:hAnsi="Bookman Old Style"/>
+        </w:rPr>
+        <w:t xml:space="preserve"> and </w:t>
+      </w:r>
+      <w:r>
+        <w:rPr>
+          <w:rStyle w:val="VerbatimChar"/>
+          <w:rFonts w:ascii="Bookman Old Style" w:hAnsi="Bookman Old Style"/>
+        </w:rPr>
+        <w:t>/health</w:t>
+      </w:r>
+      <w:r>
+        <w:rPr>
+          <w:rFonts w:ascii="Bookman Old Style" w:hAnsi="Bookman Old Style"/>
+        </w:rPr>
+        <w:t xml:space="preserve"> to display model status and counts.@trigram_frontend_api/src/components/Stats.jsx#5-42</w:t>
       </w:r>
     </w:p>
     <w:p>
@@ -687,66 +894,134 @@
         <w:pStyle w:val="Compact"/>
         <w:numPr>
           <w:ilvl w:val="0"/>
-          <w:numId w:val="1006"/>
-        </w:numPr>
-      </w:pPr>
-      <w:r>
-        <w:rPr>
-          <w:rStyle w:val="VerbatimChar"/>
+          <w:numId w:val="7"/>
+        </w:numPr>
+        <w:rPr>
+          <w:rFonts w:ascii="Bookman Old Style" w:hAnsi="Bookman Old Style"/>
+        </w:rPr>
+      </w:pPr>
+      <w:r>
+        <w:rPr>
+          <w:rFonts w:ascii="Bookman Old Style" w:hAnsi="Bookman Old Style"/>
           <w:b/>
           <w:bCs/>
         </w:rPr>
-        <w:t xml:space="preserve">Stats</w:t>
-      </w:r>
-      <w:r>
-        <w:rPr>
+        <w:lastRenderedPageBreak/>
+        <w:t>API service (</w:t>
+      </w:r>
+      <w:r>
+        <w:rPr>
+          <w:rStyle w:val="VerbatimChar"/>
+          <w:rFonts w:ascii="Bookman Old Style" w:hAnsi="Bookman Old Style"/>
           <w:b/>
           <w:bCs/>
         </w:rPr>
-        <w:t xml:space="preserve"> </w:t>
-      </w:r>
-      <w:r>
-        <w:rPr>
+        <w:t>services/api.js</w:t>
+      </w:r>
+      <w:r>
+        <w:rPr>
+          <w:rFonts w:ascii="Bookman Old Style" w:hAnsi="Bookman Old Style"/>
           <w:b/>
           <w:bCs/>
         </w:rPr>
-        <w:t xml:space="preserve">component</w:t>
-      </w:r>
-      <w:r>
-        <w:t xml:space="preserve"> </w:t>
-      </w:r>
-      <w:r>
-        <w:t xml:space="preserve">– Fetches</w:t>
-      </w:r>
-      <w:r>
-        <w:t xml:space="preserve"> </w:t>
+        <w:t>)</w:t>
+      </w:r>
+      <w:r>
+        <w:rPr>
+          <w:rFonts w:ascii="Bookman Old Style" w:hAnsi="Bookman Old Style"/>
+        </w:rPr>
+        <w:t xml:space="preserve"> – Configures Axios to call </w:t>
       </w:r>
       <w:r>
         <w:rPr>
           <w:rStyle w:val="VerbatimChar"/>
-        </w:rPr>
-        <w:t xml:space="preserve">/stats</w:t>
-      </w:r>
-      <w:r>
-        <w:t xml:space="preserve"> </w:t>
-      </w:r>
-      <w:r>
-        <w:t xml:space="preserve">and</w:t>
-      </w:r>
-      <w:r>
-        <w:t xml:space="preserve"> </w:t>
+          <w:rFonts w:ascii="Bookman Old Style" w:hAnsi="Bookman Old Style"/>
+        </w:rPr>
+        <w:t>http://127.0.0.1:8080</w:t>
+      </w:r>
+      <w:r>
+        <w:rPr>
+          <w:rFonts w:ascii="Bookman Old Style" w:hAnsi="Bookman Old Style"/>
+        </w:rPr>
+        <w:t xml:space="preserve"> with helper methods for predictions, stats, and health checks.@trigram_frontend_api/src/services/api.js#1-40</w:t>
+      </w:r>
+    </w:p>
+    <w:p>
+      <w:pPr>
+        <w:pStyle w:val="Heading2"/>
+        <w:rPr>
+          <w:rFonts w:ascii="Bookman Old Style" w:hAnsi="Bookman Old Style"/>
+        </w:rPr>
+      </w:pPr>
+      <w:bookmarkStart w:id="7" w:name="frontendbackend-integration-flow"/>
+      <w:bookmarkEnd w:id="6"/>
+      <w:r>
+        <w:rPr>
+          <w:rFonts w:ascii="Bookman Old Style" w:hAnsi="Bookman Old Style"/>
+        </w:rPr>
+        <w:t>Frontend–Backend Integration Flow</w:t>
+      </w:r>
+    </w:p>
+    <w:p>
+      <w:pPr>
+        <w:pStyle w:val="Compact"/>
+        <w:numPr>
+          <w:ilvl w:val="0"/>
+          <w:numId w:val="8"/>
+        </w:numPr>
+        <w:rPr>
+          <w:rFonts w:ascii="Bookman Old Style" w:hAnsi="Bookman Old Style"/>
+        </w:rPr>
+      </w:pPr>
+      <w:r>
+        <w:rPr>
+          <w:rFonts w:ascii="Bookman Old Style" w:hAnsi="Bookman Old Style"/>
+        </w:rPr>
+        <w:t>Axios client is configured with the backend base URL and JSON headers.@trigram_frontend_api/src/services/api.js#1-18</w:t>
+      </w:r>
+    </w:p>
+    <w:p>
+      <w:pPr>
+        <w:pStyle w:val="Compact"/>
+        <w:numPr>
+          <w:ilvl w:val="0"/>
+          <w:numId w:val="8"/>
+        </w:numPr>
+        <w:rPr>
+          <w:rFonts w:ascii="Bookman Old Style" w:hAnsi="Bookman Old Style"/>
+        </w:rPr>
+      </w:pPr>
+      <w:r>
+        <w:rPr>
+          <w:rFonts w:ascii="Bookman Old Style" w:hAnsi="Bookman Old Style"/>
+        </w:rPr>
+        <w:t xml:space="preserve">User typing triggers </w:t>
       </w:r>
       <w:r>
         <w:rPr>
           <w:rStyle w:val="VerbatimChar"/>
-        </w:rPr>
-        <w:t xml:space="preserve">/health</w:t>
-      </w:r>
-      <w:r>
-        <w:t xml:space="preserve"> </w:t>
-      </w:r>
-      <w:r>
-        <w:t xml:space="preserve">to display model status and counts.@trigram_frontend_api/src/components/Stats.jsx#5-42</w:t>
+          <w:rFonts w:ascii="Bookman Old Style" w:hAnsi="Bookman Old Style"/>
+        </w:rPr>
+        <w:t>usePredictions</w:t>
+      </w:r>
+      <w:r>
+        <w:rPr>
+          <w:rFonts w:ascii="Bookman Old Style" w:hAnsi="Bookman Old Style"/>
+        </w:rPr>
+        <w:t xml:space="preserve">; after debounce, the last two words are sent to </w:t>
+      </w:r>
+      <w:r>
+        <w:rPr>
+          <w:rStyle w:val="VerbatimChar"/>
+          <w:rFonts w:ascii="Bookman Old Style" w:hAnsi="Bookman Old Style"/>
+        </w:rPr>
+        <w:t>POST /predict</w:t>
+      </w:r>
+      <w:r>
+        <w:rPr>
+          <w:rFonts w:ascii="Bookman Old Style" w:hAnsi="Bookman Old Style"/>
+        </w:rPr>
+        <w:t>.</w:t>
       </w:r>
     </w:p>
     <w:p>
@@ -754,276 +1029,213 @@
         <w:pStyle w:val="Compact"/>
         <w:numPr>
           <w:ilvl w:val="0"/>
-          <w:numId w:val="1006"/>
-        </w:numPr>
-      </w:pPr>
-      <w:r>
-        <w:rPr>
-          <w:b/>
-          <w:bCs/>
-        </w:rPr>
-        <w:t xml:space="preserve">API service (</w:t>
+          <w:numId w:val="8"/>
+        </w:numPr>
+        <w:rPr>
+          <w:rFonts w:ascii="Bookman Old Style" w:hAnsi="Bookman Old Style"/>
+        </w:rPr>
+      </w:pPr>
+      <w:r>
+        <w:rPr>
+          <w:rFonts w:ascii="Bookman Old Style" w:hAnsi="Bookman Old Style"/>
+        </w:rPr>
+        <w:t xml:space="preserve">The backend validates the request, queries </w:t>
       </w:r>
       <w:r>
         <w:rPr>
           <w:rStyle w:val="VerbatimChar"/>
-          <w:b/>
-          <w:bCs/>
-        </w:rPr>
-        <w:t xml:space="preserve">services/api.js</w:t>
-      </w:r>
-      <w:r>
-        <w:rPr>
-          <w:b/>
-          <w:bCs/>
-        </w:rPr>
-        <w:t xml:space="preserve">)</w:t>
-      </w:r>
-      <w:r>
-        <w:t xml:space="preserve"> </w:t>
-      </w:r>
-      <w:r>
-        <w:t xml:space="preserve">– Configures Axios to call</w:t>
-      </w:r>
-      <w:r>
-        <w:t xml:space="preserve"> </w:t>
+          <w:rFonts w:ascii="Bookman Old Style" w:hAnsi="Bookman Old Style"/>
+        </w:rPr>
+        <w:t>lm_predict_top_n</w:t>
+      </w:r>
+      <w:r>
+        <w:rPr>
+          <w:rFonts w:ascii="Bookman Old Style" w:hAnsi="Bookman Old Style"/>
+        </w:rPr>
+        <w:t xml:space="preserve">, and returns an array of </w:t>
       </w:r>
       <w:r>
         <w:rPr>
           <w:rStyle w:val="VerbatimChar"/>
-        </w:rPr>
-        <w:t xml:space="preserve">http://127.0.0.1:8080</w:t>
-      </w:r>
-      <w:r>
-        <w:t xml:space="preserve"> </w:t>
-      </w:r>
-      <w:r>
-        <w:t xml:space="preserve">with helper methods for predictions, stats, and health checks.@trigram_frontend_api/src/services/api.js#1-40</w:t>
-      </w:r>
-    </w:p>
-    <w:bookmarkEnd w:id="25"/>
-    <w:bookmarkStart w:id="26" w:name="frontendbackend-integration-flow"/>
+          <w:rFonts w:ascii="Bookman Old Style" w:hAnsi="Bookman Old Style"/>
+        </w:rPr>
+        <w:t>{ word, probability, count }</w:t>
+      </w:r>
+      <w:r>
+        <w:rPr>
+          <w:rFonts w:ascii="Bookman Old Style" w:hAnsi="Bookman Old Style"/>
+        </w:rPr>
+        <w:t>.</w:t>
+      </w:r>
+    </w:p>
+    <w:p>
+      <w:pPr>
+        <w:pStyle w:val="Compact"/>
+        <w:numPr>
+          <w:ilvl w:val="0"/>
+          <w:numId w:val="8"/>
+        </w:numPr>
+        <w:rPr>
+          <w:rFonts w:ascii="Bookman Old Style" w:hAnsi="Bookman Old Style"/>
+        </w:rPr>
+      </w:pPr>
+      <w:r>
+        <w:rPr>
+          <w:rStyle w:val="VerbatimChar"/>
+          <w:rFonts w:ascii="Bookman Old Style" w:hAnsi="Bookman Old Style"/>
+        </w:rPr>
+        <w:t>SearchBar</w:t>
+      </w:r>
+      <w:r>
+        <w:rPr>
+          <w:rFonts w:ascii="Bookman Old Style" w:hAnsi="Bookman Old Style"/>
+        </w:rPr>
+        <w:t xml:space="preserve"> renders predictions in </w:t>
+      </w:r>
+      <w:r>
+        <w:rPr>
+          <w:rStyle w:val="VerbatimChar"/>
+          <w:rFonts w:ascii="Bookman Old Style" w:hAnsi="Bookman Old Style"/>
+        </w:rPr>
+        <w:t>PredictionDropdown</w:t>
+      </w:r>
+      <w:r>
+        <w:rPr>
+          <w:rFonts w:ascii="Bookman Old Style" w:hAnsi="Bookman Old Style"/>
+        </w:rPr>
+        <w:t xml:space="preserve"> and allows selection via keyboard or mouse.@trigram_frontend_api/src/components/SearchBar.jsx#18-64</w:t>
+      </w:r>
+    </w:p>
+    <w:p>
+      <w:pPr>
+        <w:pStyle w:val="Compact"/>
+        <w:numPr>
+          <w:ilvl w:val="0"/>
+          <w:numId w:val="8"/>
+        </w:numPr>
+        <w:rPr>
+          <w:rFonts w:ascii="Bookman Old Style" w:hAnsi="Bookman Old Style"/>
+        </w:rPr>
+      </w:pPr>
+      <w:r>
+        <w:rPr>
+          <w:rStyle w:val="VerbatimChar"/>
+          <w:rFonts w:ascii="Bookman Old Style" w:hAnsi="Bookman Old Style"/>
+        </w:rPr>
+        <w:t>Stats</w:t>
+      </w:r>
+      <w:r>
+        <w:rPr>
+          <w:rFonts w:ascii="Bookman Old Style" w:hAnsi="Bookman Old Style"/>
+        </w:rPr>
+        <w:t xml:space="preserve"> periodically polls </w:t>
+      </w:r>
+      <w:r>
+        <w:rPr>
+          <w:rStyle w:val="VerbatimChar"/>
+          <w:rFonts w:ascii="Bookman Old Style" w:hAnsi="Bookman Old Style"/>
+        </w:rPr>
+        <w:t>/stats</w:t>
+      </w:r>
+      <w:r>
+        <w:rPr>
+          <w:rFonts w:ascii="Bookman Old Style" w:hAnsi="Bookman Old Style"/>
+        </w:rPr>
+        <w:t xml:space="preserve"> and </w:t>
+      </w:r>
+      <w:r>
+        <w:rPr>
+          <w:rStyle w:val="VerbatimChar"/>
+          <w:rFonts w:ascii="Bookman Old Style" w:hAnsi="Bookman Old Style"/>
+        </w:rPr>
+        <w:t>/health</w:t>
+      </w:r>
+      <w:r>
+        <w:rPr>
+          <w:rFonts w:ascii="Bookman Old Style" w:hAnsi="Bookman Old Style"/>
+        </w:rPr>
+        <w:t xml:space="preserve"> to reflect server health and model metrics.@trigram_frontend_api/src/components/Stats.jsx#9-42</w:t>
+      </w:r>
+    </w:p>
     <w:p>
       <w:pPr>
         <w:pStyle w:val="Heading2"/>
-      </w:pPr>
-      <w:r>
-        <w:t xml:space="preserve">Frontend–Backend Integration Flow</w:t>
-      </w:r>
-    </w:p>
-    <w:p>
-      <w:pPr>
-        <w:pStyle w:val="Compact"/>
-        <w:numPr>
-          <w:ilvl w:val="0"/>
-          <w:numId w:val="1007"/>
-        </w:numPr>
-      </w:pPr>
-      <w:r>
-        <w:t xml:space="preserve">Axios client is configured with the backend base URL and JSON headers.@trigram_frontend_api/src/services/api.js#1-18</w:t>
-      </w:r>
-    </w:p>
-    <w:p>
-      <w:pPr>
-        <w:pStyle w:val="Compact"/>
-        <w:numPr>
-          <w:ilvl w:val="0"/>
-          <w:numId w:val="1007"/>
-        </w:numPr>
-      </w:pPr>
-      <w:r>
-        <w:t xml:space="preserve">User typing triggers</w:t>
-      </w:r>
-      <w:r>
-        <w:t xml:space="preserve"> </w:t>
-      </w:r>
-      <w:r>
-        <w:rPr>
-          <w:rStyle w:val="VerbatimChar"/>
-        </w:rPr>
-        <w:t xml:space="preserve">usePredictions</w:t>
-      </w:r>
-      <w:r>
-        <w:t xml:space="preserve">; after debounce, the last two words are sent to</w:t>
-      </w:r>
-      <w:r>
-        <w:t xml:space="preserve"> </w:t>
-      </w:r>
-      <w:r>
-        <w:rPr>
-          <w:rStyle w:val="VerbatimChar"/>
-        </w:rPr>
-        <w:t xml:space="preserve">POST /predict</w:t>
-      </w:r>
-      <w:r>
-        <w:t xml:space="preserve">.</w:t>
-      </w:r>
-    </w:p>
-    <w:p>
-      <w:pPr>
-        <w:pStyle w:val="Compact"/>
-        <w:numPr>
-          <w:ilvl w:val="0"/>
-          <w:numId w:val="1007"/>
-        </w:numPr>
-      </w:pPr>
-      <w:r>
-        <w:t xml:space="preserve">The backend validates the request, queries</w:t>
-      </w:r>
-      <w:r>
-        <w:t xml:space="preserve"> </w:t>
-      </w:r>
-      <w:r>
-        <w:rPr>
-          <w:rStyle w:val="VerbatimChar"/>
-        </w:rPr>
-        <w:t xml:space="preserve">lm_predict_top_n</w:t>
-      </w:r>
-      <w:r>
-        <w:t xml:space="preserve">, and returns an array of</w:t>
-      </w:r>
-      <w:r>
-        <w:t xml:space="preserve"> </w:t>
-      </w:r>
-      <w:r>
-        <w:rPr>
-          <w:rStyle w:val="VerbatimChar"/>
-        </w:rPr>
-        <w:t xml:space="preserve">{ word, probability, count }</w:t>
-      </w:r>
-      <w:r>
-        <w:t xml:space="preserve">.</w:t>
-      </w:r>
-    </w:p>
-    <w:p>
-      <w:pPr>
-        <w:pStyle w:val="Compact"/>
-        <w:numPr>
-          <w:ilvl w:val="0"/>
-          <w:numId w:val="1007"/>
-        </w:numPr>
-      </w:pPr>
-      <w:r>
-        <w:rPr>
-          <w:rStyle w:val="VerbatimChar"/>
-        </w:rPr>
-        <w:t xml:space="preserve">SearchBar</w:t>
-      </w:r>
-      <w:r>
-        <w:t xml:space="preserve"> </w:t>
-      </w:r>
-      <w:r>
-        <w:t xml:space="preserve">renders predictions in</w:t>
-      </w:r>
-      <w:r>
-        <w:t xml:space="preserve"> </w:t>
-      </w:r>
-      <w:r>
-        <w:rPr>
-          <w:rStyle w:val="VerbatimChar"/>
-        </w:rPr>
-        <w:t xml:space="preserve">PredictionDropdown</w:t>
-      </w:r>
-      <w:r>
-        <w:t xml:space="preserve"> </w:t>
-      </w:r>
-      <w:r>
-        <w:t xml:space="preserve">and allows selection via keyboard or mouse.@trigram_frontend_api/src/components/SearchBar.jsx#18-64</w:t>
-      </w:r>
-    </w:p>
-    <w:p>
-      <w:pPr>
-        <w:pStyle w:val="Compact"/>
-        <w:numPr>
-          <w:ilvl w:val="0"/>
-          <w:numId w:val="1007"/>
-        </w:numPr>
-      </w:pPr>
-      <w:r>
-        <w:rPr>
-          <w:rStyle w:val="VerbatimChar"/>
-        </w:rPr>
-        <w:t xml:space="preserve">Stats</w:t>
-      </w:r>
-      <w:r>
-        <w:t xml:space="preserve"> </w:t>
-      </w:r>
-      <w:r>
-        <w:t xml:space="preserve">periodically polls</w:t>
-      </w:r>
-      <w:r>
-        <w:t xml:space="preserve"> </w:t>
-      </w:r>
-      <w:r>
-        <w:rPr>
-          <w:rStyle w:val="VerbatimChar"/>
-        </w:rPr>
-        <w:t xml:space="preserve">/stats</w:t>
-      </w:r>
-      <w:r>
-        <w:t xml:space="preserve"> </w:t>
-      </w:r>
-      <w:r>
-        <w:t xml:space="preserve">and</w:t>
-      </w:r>
-      <w:r>
-        <w:t xml:space="preserve"> </w:t>
-      </w:r>
-      <w:r>
-        <w:rPr>
-          <w:rStyle w:val="VerbatimChar"/>
-        </w:rPr>
-        <w:t xml:space="preserve">/health</w:t>
-      </w:r>
-      <w:r>
-        <w:t xml:space="preserve"> </w:t>
-      </w:r>
-      <w:r>
-        <w:t xml:space="preserve">to reflect server health and model metrics.@trigram_frontend_api/src/components/Stats.jsx#9-42</w:t>
-      </w:r>
-    </w:p>
-    <w:bookmarkEnd w:id="26"/>
-    <w:bookmarkStart w:id="27" w:name="summary"/>
-    <w:p>
-      <w:pPr>
-        <w:pStyle w:val="Heading2"/>
-      </w:pPr>
-      <w:r>
-        <w:t xml:space="preserve">Summary</w:t>
+        <w:rPr>
+          <w:rFonts w:ascii="Bookman Old Style" w:hAnsi="Bookman Old Style"/>
+        </w:rPr>
+      </w:pPr>
+      <w:bookmarkStart w:id="8" w:name="summary"/>
+      <w:bookmarkEnd w:id="7"/>
+      <w:r>
+        <w:rPr>
+          <w:rFonts w:ascii="Bookman Old Style" w:hAnsi="Bookman Old Style"/>
+        </w:rPr>
+        <w:t>Summary</w:t>
       </w:r>
     </w:p>
     <w:p>
       <w:pPr>
         <w:pStyle w:val="FirstParagraph"/>
-      </w:pPr>
-      <w:r>
-        <w:t xml:space="preserve">The Trigrams project combines classic data-structure-based NLP (queues, hash maps, trees) with a lightweight HTTP API and a modern React interface. Training converts raw text into a persistent trigram model, the backend exposes it over REST, and the frontend delivers an interactive next-word prediction experience.</w:t>
-      </w:r>
-    </w:p>
-    <w:bookmarkEnd w:id="27"/>
-    <w:bookmarkEnd w:id="28"/>
-    <w:sectPr/>
+        <w:rPr>
+          <w:rFonts w:ascii="Bookman Old Style" w:hAnsi="Bookman Old Style"/>
+        </w:rPr>
+      </w:pPr>
+      <w:r>
+        <w:rPr>
+          <w:rFonts w:ascii="Bookman Old Style" w:hAnsi="Bookman Old Style"/>
+        </w:rPr>
+        <w:t>The Trigrams project combines classic data-structure-based NLP (queues, hash maps, trees) with a lightweight HTTP API and a modern React interface. Training converts raw text into a persistent trigram model, the backend exposes it over REST, and the frontend delivers an interactive next-word prediction experience.</w:t>
+      </w:r>
+      <w:bookmarkEnd w:id="0"/>
+      <w:bookmarkEnd w:id="8"/>
+    </w:p>
+    <w:sectPr>
+      <w:pgSz w:w="12240" w:h="15840"/>
+      <w:pgMar w:top="1440" w:right="1440" w:bottom="1440" w:left="1440" w:header="720" w:footer="720" w:gutter="0"/>
+      <w:cols w:space="720"/>
+    </w:sectPr>
   </w:body>
 </w:document>
 </file>
 
-<file path=word/comments.xml><?xml version="1.0" encoding="utf-8"?>
-<w:comments xmlns:w="http://schemas.openxmlformats.org/wordprocessingml/2006/main" xmlns:m="http://schemas.openxmlformats.org/officeDocument/2006/math" xmlns:r="http://schemas.openxmlformats.org/officeDocument/2006/relationships" xmlns:o="urn:schemas-microsoft-com:office:office" xmlns:v="urn:schemas-microsoft-com:vml" xmlns:w10="urn:schemas-microsoft-com:office:word" xmlns:a="http://schemas.openxmlformats.org/drawingml/2006/main" xmlns:pic="http://schemas.openxmlformats.org/drawingml/2006/picture" xmlns:wp="http://schemas.openxmlformats.org/drawingml/2006/wordprocessingDrawing"/>
+<file path=word/endnotes.xml><?xml version="1.0" encoding="utf-8"?>
+<w:endnotes xmlns:wpc="http://schemas.microsoft.com/office/word/2010/wordprocessingCanvas" xmlns:cx="http://schemas.microsoft.com/office/drawing/2014/chartex" xmlns:cx1="http://schemas.microsoft.com/office/drawing/2015/9/8/chartex" xmlns:cx2="http://schemas.microsoft.com/office/drawing/2015/10/21/chartex" xmlns:cx3="http://schemas.microsoft.com/office/drawing/2016/5/9/chartex" xmlns:cx4="http://schemas.microsoft.com/office/drawing/2016/5/10/chartex" xmlns:cx5="http://schemas.microsoft.com/office/drawing/2016/5/11/chartex" xmlns:cx6="http://schemas.microsoft.com/office/drawing/2016/5/12/chartex" xmlns:cx7="http://schemas.microsoft.com/office/drawing/2016/5/13/chartex" xmlns:cx8="http://schemas.microsoft.com/office/drawing/2016/5/14/chartex" xmlns:mc="http://schemas.openxmlformats.org/markup-compatibility/2006" xmlns:aink="http://schemas.microsoft.com/office/drawing/2016/ink" xmlns:am3d="http://schemas.microsoft.com/office/drawing/2017/model3d" xmlns:o="urn:schemas-microsoft-com:office:office" xmlns:oel="http://schemas.microsoft.com/office/2019/extlst" xmlns:r="http://schemas.openxmlformats.org/officeDocument/2006/relationships" xmlns:m="http://schemas.openxmlformats.org/officeDocument/2006/math" xmlns:v="urn:schemas-microsoft-com:vml" xmlns:wp14="http://schemas.microsoft.com/office/word/2010/wordprocessingDrawing" xmlns:wp="http://schemas.openxmlformats.org/drawingml/2006/wordprocessingDrawing" xmlns:w10="urn:schemas-microsoft-com:office:word" xmlns:w="http://schemas.openxmlformats.org/wordprocessingml/2006/main" xmlns:w14="http://schemas.microsoft.com/office/word/2010/wordml" xmlns:w15="http://schemas.microsoft.com/office/word/2012/wordml" xmlns:w16cex="http://schemas.microsoft.com/office/word/2018/wordml/cex" xmlns:w16cid="http://schemas.microsoft.com/office/word/2016/wordml/cid" xmlns:w16="http://schemas.microsoft.com/office/word/2018/wordml" xmlns:w16du="http://schemas.microsoft.com/office/word/2023/wordml/word16du" xmlns:w16sdtdh="http://schemas.microsoft.com/office/word/2020/wordml/sdtdatahash" xmlns:w16sdtfl="http://schemas.microsoft.com/office/word/2024/wordml/sdtformatlock" xmlns:w16se="http://schemas.microsoft.com/office/word/2015/wordml/symex" xmlns:wpg="http://schemas.microsoft.com/office/word/2010/wordprocessingGroup" xmlns:wpi="http://schemas.microsoft.com/office/word/2010/wordprocessingInk" xmlns:wne="http://schemas.microsoft.com/office/word/2006/wordml" xmlns:wps="http://schemas.microsoft.com/office/word/2010/wordprocessingShape" mc:Ignorable="w14 w15 w16se w16cid w16 w16cex w16sdtdh w16sdtfl w16du wp14">
+  <w:endnote w:type="separator" w:id="-1">
+    <w:p>
+      <w:pPr>
+        <w:spacing w:after="0"/>
+      </w:pPr>
+      <w:r>
+        <w:separator/>
+      </w:r>
+    </w:p>
+  </w:endnote>
+  <w:endnote w:type="continuationSeparator" w:id="0">
+    <w:p>
+      <w:pPr>
+        <w:spacing w:after="0"/>
+      </w:pPr>
+      <w:r>
+        <w:continuationSeparator/>
+      </w:r>
+    </w:p>
+  </w:endnote>
+</w:endnotes>
 </file>
 
 <file path=word/footnotes.xml><?xml version="1.0" encoding="utf-8"?>
-<w:footnotes xmlns:w="http://schemas.openxmlformats.org/wordprocessingml/2006/main" xmlns:m="http://schemas.openxmlformats.org/officeDocument/2006/math" xmlns:r="http://schemas.openxmlformats.org/officeDocument/2006/relationships" xmlns:o="urn:schemas-microsoft-com:office:office" xmlns:v="urn:schemas-microsoft-com:vml" xmlns:w10="urn:schemas-microsoft-com:office:word" xmlns:a="http://schemas.openxmlformats.org/drawingml/2006/main" xmlns:pic="http://schemas.openxmlformats.org/drawingml/2006/picture" xmlns:wp="http://schemas.openxmlformats.org/drawingml/2006/wordprocessingDrawing">
+<w:footnotes xmlns:wpc="http://schemas.microsoft.com/office/word/2010/wordprocessingCanvas" xmlns:cx="http://schemas.microsoft.com/office/drawing/2014/chartex" xmlns:cx1="http://schemas.microsoft.com/office/drawing/2015/9/8/chartex" xmlns:cx2="http://schemas.microsoft.com/office/drawing/2015/10/21/chartex" xmlns:cx3="http://schemas.microsoft.com/office/drawing/2016/5/9/chartex" xmlns:cx4="http://schemas.microsoft.com/office/drawing/2016/5/10/chartex" xmlns:cx5="http://schemas.microsoft.com/office/drawing/2016/5/11/chartex" xmlns:cx6="http://schemas.microsoft.com/office/drawing/2016/5/12/chartex" xmlns:cx7="http://schemas.microsoft.com/office/drawing/2016/5/13/chartex" xmlns:cx8="http://schemas.microsoft.com/office/drawing/2016/5/14/chartex" xmlns:mc="http://schemas.openxmlformats.org/markup-compatibility/2006" xmlns:aink="http://schemas.microsoft.com/office/drawing/2016/ink" xmlns:am3d="http://schemas.microsoft.com/office/drawing/2017/model3d" xmlns:o="urn:schemas-microsoft-com:office:office" xmlns:oel="http://schemas.microsoft.com/office/2019/extlst" xmlns:r="http://schemas.openxmlformats.org/officeDocument/2006/relationships" xmlns:m="http://schemas.openxmlformats.org/officeDocument/2006/math" xmlns:v="urn:schemas-microsoft-com:vml" xmlns:wp14="http://schemas.microsoft.com/office/word/2010/wordprocessingDrawing" xmlns:wp="http://schemas.openxmlformats.org/drawingml/2006/wordprocessingDrawing" xmlns:w10="urn:schemas-microsoft-com:office:word" xmlns:w="http://schemas.openxmlformats.org/wordprocessingml/2006/main" xmlns:w14="http://schemas.microsoft.com/office/word/2010/wordml" xmlns:w15="http://schemas.microsoft.com/office/word/2012/wordml" xmlns:w16cex="http://schemas.microsoft.com/office/word/2018/wordml/cex" xmlns:w16cid="http://schemas.microsoft.com/office/word/2016/wordml/cid" xmlns:w16="http://schemas.microsoft.com/office/word/2018/wordml" xmlns:w16du="http://schemas.microsoft.com/office/word/2023/wordml/word16du" xmlns:w16sdtdh="http://schemas.microsoft.com/office/word/2020/wordml/sdtdatahash" xmlns:w16sdtfl="http://schemas.microsoft.com/office/word/2024/wordml/sdtformatlock" xmlns:w16se="http://schemas.microsoft.com/office/word/2015/wordml/symex" xmlns:wpg="http://schemas.microsoft.com/office/word/2010/wordprocessingGroup" xmlns:wpi="http://schemas.microsoft.com/office/word/2010/wordprocessingInk" xmlns:wne="http://schemas.microsoft.com/office/word/2006/wordml" xmlns:wps="http://schemas.microsoft.com/office/word/2010/wordprocessingShape" mc:Ignorable="w14 w15 w16se w16cid w16 w16cex w16sdtdh w16sdtfl w16du wp14">
+  <w:footnote w:type="separator" w:id="-1">
+    <w:p>
+      <w:r>
+        <w:separator/>
+      </w:r>
+    </w:p>
+  </w:footnote>
   <w:footnote w:type="continuationSeparator" w:id="0">
     <w:p>
       <w:r>
         <w:continuationSeparator/>
-      </w:r>
-    </w:p>
-  </w:footnote>
-  <w:footnote w:type="separator" w:id="-1">
-    <w:p>
-      <w:r>
-        <w:separator/>
       </w:r>
     </w:p>
   </w:footnote>
@@ -1031,10 +1243,11 @@
 </file>
 
 <file path=word/numbering.xml><?xml version="1.0" encoding="utf-8"?>
-<w:numbering xmlns:w="http://schemas.openxmlformats.org/wordprocessingml/2006/main">
-  <w:abstractNum w:abstractNumId="990">
+<w:numbering xmlns:wpc="http://schemas.microsoft.com/office/word/2010/wordprocessingCanvas" xmlns:cx="http://schemas.microsoft.com/office/drawing/2014/chartex" xmlns:cx1="http://schemas.microsoft.com/office/drawing/2015/9/8/chartex" xmlns:cx2="http://schemas.microsoft.com/office/drawing/2015/10/21/chartex" xmlns:cx3="http://schemas.microsoft.com/office/drawing/2016/5/9/chartex" xmlns:cx4="http://schemas.microsoft.com/office/drawing/2016/5/10/chartex" xmlns:cx5="http://schemas.microsoft.com/office/drawing/2016/5/11/chartex" xmlns:cx6="http://schemas.microsoft.com/office/drawing/2016/5/12/chartex" xmlns:cx7="http://schemas.microsoft.com/office/drawing/2016/5/13/chartex" xmlns:cx8="http://schemas.microsoft.com/office/drawing/2016/5/14/chartex" xmlns:mc="http://schemas.openxmlformats.org/markup-compatibility/2006" xmlns:aink="http://schemas.microsoft.com/office/drawing/2016/ink" xmlns:am3d="http://schemas.microsoft.com/office/drawing/2017/model3d" xmlns:o="urn:schemas-microsoft-com:office:office" xmlns:oel="http://schemas.microsoft.com/office/2019/extlst" xmlns:r="http://schemas.openxmlformats.org/officeDocument/2006/relationships" xmlns:m="http://schemas.openxmlformats.org/officeDocument/2006/math" xmlns:v="urn:schemas-microsoft-com:vml" xmlns:wp14="http://schemas.microsoft.com/office/word/2010/wordprocessingDrawing" xmlns:wp="http://schemas.openxmlformats.org/drawingml/2006/wordprocessingDrawing" xmlns:w10="urn:schemas-microsoft-com:office:word" xmlns:w="http://schemas.openxmlformats.org/wordprocessingml/2006/main" xmlns:w14="http://schemas.microsoft.com/office/word/2010/wordml" xmlns:w15="http://schemas.microsoft.com/office/word/2012/wordml" xmlns:w16cex="http://schemas.microsoft.com/office/word/2018/wordml/cex" xmlns:w16cid="http://schemas.microsoft.com/office/word/2016/wordml/cid" xmlns:w16="http://schemas.microsoft.com/office/word/2018/wordml" xmlns:w16du="http://schemas.microsoft.com/office/word/2023/wordml/word16du" xmlns:w16sdtdh="http://schemas.microsoft.com/office/word/2020/wordml/sdtdatahash" xmlns:w16sdtfl="http://schemas.microsoft.com/office/word/2024/wordml/sdtformatlock" xmlns:w16se="http://schemas.microsoft.com/office/word/2015/wordml/symex" xmlns:wpg="http://schemas.microsoft.com/office/word/2010/wordprocessingGroup" xmlns:wpi="http://schemas.microsoft.com/office/word/2010/wordprocessingInk" xmlns:wne="http://schemas.microsoft.com/office/word/2006/wordml" xmlns:wps="http://schemas.microsoft.com/office/word/2010/wordprocessingShape" mc:Ignorable="w14 w15 w16se w16cid w16 w16cex w16sdtdh w16sdtfl w16du wp14">
+  <w:abstractNum w:abstractNumId="0" w15:restartNumberingAfterBreak="0">
     <w:nsid w:val="0000A990"/>
     <w:multiLevelType w:val="multilevel"/>
+    <w:tmpl w:val="F1306DDE"/>
     <w:lvl w:ilvl="0">
       <w:numFmt w:val="bullet"/>
       <w:lvlText w:val=" "/>
@@ -1108,9 +1321,10 @@
       </w:pPr>
     </w:lvl>
   </w:abstractNum>
-  <w:abstractNum w:abstractNumId="991">
+  <w:abstractNum w:abstractNumId="1" w15:restartNumberingAfterBreak="0">
     <w:nsid w:val="0000A991"/>
     <w:multiLevelType w:val="multilevel"/>
+    <w:tmpl w:val="642A1570"/>
     <w:lvl w:ilvl="0">
       <w:numFmt w:val="bullet"/>
       <w:lvlText w:val="•"/>
@@ -1184,9 +1398,10 @@
       </w:pPr>
     </w:lvl>
   </w:abstractNum>
-  <w:abstractNum w:abstractNumId="99411">
+  <w:abstractNum w:abstractNumId="2" w15:restartNumberingAfterBreak="0">
     <w:nsid w:val="00A99411"/>
     <w:multiLevelType w:val="multilevel"/>
+    <w:tmpl w:val="D16E1B98"/>
     <w:lvl w:ilvl="0">
       <w:start w:val="1"/>
       <w:numFmt w:val="decimal"/>
@@ -1269,14 +1484,14 @@
       </w:pPr>
     </w:lvl>
   </w:abstractNum>
-  <w:num w:numId="1000">
-    <w:abstractNumId w:val="990"/>
+  <w:num w:numId="1" w16cid:durableId="382406224">
+    <w:abstractNumId w:val="0"/>
   </w:num>
-  <w:num w:numId="1001">
-    <w:abstractNumId w:val="991"/>
+  <w:num w:numId="2" w16cid:durableId="1124927120">
+    <w:abstractNumId w:val="1"/>
   </w:num>
-  <w:num w:numId="1002">
-    <w:abstractNumId w:val="99411"/>
+  <w:num w:numId="3" w16cid:durableId="516235294">
+    <w:abstractNumId w:val="2"/>
     <w:lvlOverride w:ilvl="0">
       <w:startOverride w:val="1"/>
     </w:lvlOverride>
@@ -1305,20 +1520,20 @@
       <w:startOverride w:val="1"/>
     </w:lvlOverride>
   </w:num>
-  <w:num w:numId="1003">
-    <w:abstractNumId w:val="991"/>
+  <w:num w:numId="4" w16cid:durableId="1311518365">
+    <w:abstractNumId w:val="1"/>
   </w:num>
-  <w:num w:numId="1004">
-    <w:abstractNumId w:val="991"/>
+  <w:num w:numId="5" w16cid:durableId="205803520">
+    <w:abstractNumId w:val="1"/>
   </w:num>
-  <w:num w:numId="1005">
-    <w:abstractNumId w:val="991"/>
+  <w:num w:numId="6" w16cid:durableId="1096369352">
+    <w:abstractNumId w:val="1"/>
   </w:num>
-  <w:num w:numId="1006">
-    <w:abstractNumId w:val="991"/>
+  <w:num w:numId="7" w16cid:durableId="1916894782">
+    <w:abstractNumId w:val="1"/>
   </w:num>
-  <w:num w:numId="1007">
-    <w:abstractNumId w:val="99411"/>
+  <w:num w:numId="8" w16cid:durableId="1999337592">
+    <w:abstractNumId w:val="2"/>
     <w:lvlOverride w:ilvl="0">
       <w:startOverride w:val="1"/>
     </w:lvlOverride>
@@ -1351,14 +1566,14 @@
 </file>
 
 <file path=word/styles.xml><?xml version="1.0" encoding="utf-8"?>
-<w:styles xmlns:r="http://schemas.openxmlformats.org/officeDocument/2006/relationships" xmlns:w="http://schemas.openxmlformats.org/wordprocessingml/2006/main">
+<w:styles xmlns:mc="http://schemas.openxmlformats.org/markup-compatibility/2006" xmlns:r="http://schemas.openxmlformats.org/officeDocument/2006/relationships" xmlns:w="http://schemas.openxmlformats.org/wordprocessingml/2006/main" xmlns:w14="http://schemas.microsoft.com/office/word/2010/wordml" xmlns:w15="http://schemas.microsoft.com/office/word/2012/wordml" xmlns:w16cex="http://schemas.microsoft.com/office/word/2018/wordml/cex" xmlns:w16cid="http://schemas.microsoft.com/office/word/2016/wordml/cid" xmlns:w16="http://schemas.microsoft.com/office/word/2018/wordml" xmlns:w16du="http://schemas.microsoft.com/office/word/2023/wordml/word16du" xmlns:w16sdtdh="http://schemas.microsoft.com/office/word/2020/wordml/sdtdatahash" xmlns:w16sdtfl="http://schemas.microsoft.com/office/word/2024/wordml/sdtformatlock" xmlns:w16se="http://schemas.microsoft.com/office/word/2015/wordml/symex" mc:Ignorable="w14 w15 w16se w16cid w16 w16cex w16sdtdh w16sdtfl w16du">
   <w:docDefaults>
     <w:rPrDefault>
       <w:rPr>
-        <w:rFonts w:asciiTheme="minorHAnsi" w:cstheme="minorBidi" w:eastAsiaTheme="minorHAnsi" w:hAnsiTheme="minorHAnsi"/>
+        <w:rFonts w:asciiTheme="minorHAnsi" w:eastAsiaTheme="minorHAnsi" w:hAnsiTheme="minorHAnsi" w:cstheme="minorBidi"/>
         <w:sz w:val="24"/>
         <w:szCs w:val="24"/>
-        <w:lang w:bidi="ar-SA" w:eastAsia="en-US" w:val="en-US"/>
+        <w:lang w:val="en-US" w:eastAsia="en-US" w:bidi="ar-SA"/>
       </w:rPr>
     </w:rPrDefault>
     <w:pPrDefault>
@@ -1367,35 +1582,478 @@
       </w:pPr>
     </w:pPrDefault>
   </w:docDefaults>
-  <w:latentStyles w:count="276" w:defLockedState="0" w:defQFormat="0" w:defSemiHidden="0" w:defUIPriority="0" w:defUnhideWhenUsed="0"/>
-  <w:style w:default="1" w:styleId="Normal" w:type="paragraph">
+  <w:latentStyles w:defLockedState="0" w:defUIPriority="0" w:defSemiHidden="0" w:defUnhideWhenUsed="0" w:defQFormat="0" w:count="376">
+    <w:lsdException w:name="Normal Table" w:semiHidden="1" w:unhideWhenUsed="1"/>
+    <w:lsdException w:name="Table Simple 1" w:semiHidden="1" w:unhideWhenUsed="1"/>
+    <w:lsdException w:name="Table Simple 2" w:semiHidden="1" w:unhideWhenUsed="1"/>
+    <w:lsdException w:name="Table Simple 3" w:semiHidden="1" w:unhideWhenUsed="1"/>
+    <w:lsdException w:name="Table Classic 1" w:semiHidden="1" w:unhideWhenUsed="1"/>
+    <w:lsdException w:name="Table Classic 2" w:semiHidden="1" w:unhideWhenUsed="1"/>
+    <w:lsdException w:name="Table Classic 3" w:semiHidden="1" w:unhideWhenUsed="1"/>
+    <w:lsdException w:name="Table Classic 4" w:semiHidden="1" w:unhideWhenUsed="1"/>
+    <w:lsdException w:name="Table Colorful 1" w:semiHidden="1" w:unhideWhenUsed="1"/>
+    <w:lsdException w:name="Table Colorful 2" w:semiHidden="1" w:unhideWhenUsed="1"/>
+    <w:lsdException w:name="Table Colorful 3" w:semiHidden="1" w:unhideWhenUsed="1"/>
+    <w:lsdException w:name="Table Columns 1" w:semiHidden="1" w:unhideWhenUsed="1"/>
+    <w:lsdException w:name="Table Columns 2" w:semiHidden="1" w:unhideWhenUsed="1"/>
+    <w:lsdException w:name="Table Columns 3" w:semiHidden="1" w:unhideWhenUsed="1"/>
+    <w:lsdException w:name="Table Columns 4" w:semiHidden="1" w:unhideWhenUsed="1"/>
+    <w:lsdException w:name="Table Columns 5" w:semiHidden="1" w:unhideWhenUsed="1"/>
+    <w:lsdException w:name="Table Grid 1" w:semiHidden="1" w:unhideWhenUsed="1"/>
+    <w:lsdException w:name="Table Grid 2" w:semiHidden="1" w:unhideWhenUsed="1"/>
+    <w:lsdException w:name="Table Grid 3" w:semiHidden="1" w:unhideWhenUsed="1"/>
+    <w:lsdException w:name="Table Grid 4" w:semiHidden="1" w:unhideWhenUsed="1"/>
+    <w:lsdException w:name="Table Grid 5" w:semiHidden="1" w:unhideWhenUsed="1"/>
+    <w:lsdException w:name="Table Grid 6" w:semiHidden="1" w:unhideWhenUsed="1"/>
+    <w:lsdException w:name="Table Grid 7" w:semiHidden="1" w:unhideWhenUsed="1"/>
+    <w:lsdException w:name="Table Grid 8" w:semiHidden="1" w:unhideWhenUsed="1"/>
+    <w:lsdException w:name="Table List 1" w:semiHidden="1" w:unhideWhenUsed="1"/>
+    <w:lsdException w:name="Table List 2" w:semiHidden="1" w:unhideWhenUsed="1"/>
+    <w:lsdException w:name="Table List 3" w:semiHidden="1" w:unhideWhenUsed="1"/>
+    <w:lsdException w:name="Table List 4" w:semiHidden="1" w:unhideWhenUsed="1"/>
+    <w:lsdException w:name="Table List 5" w:semiHidden="1" w:unhideWhenUsed="1"/>
+    <w:lsdException w:name="Table List 6" w:semiHidden="1" w:unhideWhenUsed="1"/>
+    <w:lsdException w:name="Table List 7" w:semiHidden="1" w:unhideWhenUsed="1"/>
+    <w:lsdException w:name="Table List 8" w:semiHidden="1" w:unhideWhenUsed="1"/>
+    <w:lsdException w:name="Table 3D effects 1" w:semiHidden="1" w:unhideWhenUsed="1"/>
+    <w:lsdException w:name="Table 3D effects 2" w:semiHidden="1" w:unhideWhenUsed="1"/>
+    <w:lsdException w:name="Table 3D effects 3" w:semiHidden="1" w:unhideWhenUsed="1"/>
+    <w:lsdException w:name="Table Contemporary" w:semiHidden="1" w:unhideWhenUsed="1"/>
+    <w:lsdException w:name="Table Elegant" w:semiHidden="1" w:unhideWhenUsed="1"/>
+    <w:lsdException w:name="Table Professional" w:semiHidden="1" w:unhideWhenUsed="1"/>
+    <w:lsdException w:name="Table Subtle 1" w:semiHidden="1" w:unhideWhenUsed="1"/>
+    <w:lsdException w:name="Table Subtle 2" w:semiHidden="1" w:unhideWhenUsed="1"/>
+    <w:lsdException w:name="Table Web 1" w:semiHidden="1" w:unhideWhenUsed="1"/>
+    <w:lsdException w:name="Table Web 2" w:semiHidden="1" w:unhideWhenUsed="1"/>
+    <w:lsdException w:name="Table Web 3" w:semiHidden="1" w:unhideWhenUsed="1"/>
+    <w:lsdException w:name="Table Theme" w:semiHidden="1" w:unhideWhenUsed="1"/>
+    <w:lsdException w:name="Light Shading"/>
+    <w:lsdException w:name="Light List"/>
+    <w:lsdException w:name="Light Grid"/>
+    <w:lsdException w:name="Medium Shading 1"/>
+    <w:lsdException w:name="Medium Shading 2"/>
+    <w:lsdException w:name="Medium List 1"/>
+    <w:lsdException w:name="Medium List 2"/>
+    <w:lsdException w:name="Medium Grid 1"/>
+    <w:lsdException w:name="Medium Grid 2"/>
+    <w:lsdException w:name="Medium Grid 3"/>
+    <w:lsdException w:name="Dark List"/>
+    <w:lsdException w:name="Colorful Shading"/>
+    <w:lsdException w:name="Colorful List"/>
+    <w:lsdException w:name="Colorful Grid"/>
+    <w:lsdException w:name="Light Shading Accent 1"/>
+    <w:lsdException w:name="Light List Accent 1"/>
+    <w:lsdException w:name="Light Grid Accent 1"/>
+    <w:lsdException w:name="Medium Shading 1 Accent 1"/>
+    <w:lsdException w:name="Medium Shading 2 Accent 1"/>
+    <w:lsdException w:name="Medium List 1 Accent 1"/>
+    <w:lsdException w:name="Medium List 2 Accent 1"/>
+    <w:lsdException w:name="Medium Grid 1 Accent 1"/>
+    <w:lsdException w:name="Medium Grid 2 Accent 1"/>
+    <w:lsdException w:name="Medium Grid 3 Accent 1"/>
+    <w:lsdException w:name="Dark List Accent 1"/>
+    <w:lsdException w:name="Colorful Shading Accent 1"/>
+    <w:lsdException w:name="Colorful List Accent 1"/>
+    <w:lsdException w:name="Colorful Grid Accent 1"/>
+    <w:lsdException w:name="Light Shading Accent 2"/>
+    <w:lsdException w:name="Light List Accent 2"/>
+    <w:lsdException w:name="Light Grid Accent 2"/>
+    <w:lsdException w:name="Medium Shading 1 Accent 2"/>
+    <w:lsdException w:name="Medium Shading 2 Accent 2"/>
+    <w:lsdException w:name="Medium List 1 Accent 2"/>
+    <w:lsdException w:name="Medium List 2 Accent 2"/>
+    <w:lsdException w:name="Medium Grid 1 Accent 2"/>
+    <w:lsdException w:name="Medium Grid 2 Accent 2"/>
+    <w:lsdException w:name="Medium Grid 3 Accent 2"/>
+    <w:lsdException w:name="Dark List Accent 2"/>
+    <w:lsdException w:name="Colorful Shading Accent 2"/>
+    <w:lsdException w:name="Colorful List Accent 2"/>
+    <w:lsdException w:name="Colorful Grid Accent 2"/>
+    <w:lsdException w:name="Light Shading Accent 3"/>
+    <w:lsdException w:name="Light List Accent 3"/>
+    <w:lsdException w:name="Light Grid Accent 3"/>
+    <w:lsdException w:name="Medium Shading 1 Accent 3"/>
+    <w:lsdException w:name="Medium Shading 2 Accent 3"/>
+    <w:lsdException w:name="Medium List 1 Accent 3"/>
+    <w:lsdException w:name="Medium List 2 Accent 3"/>
+    <w:lsdException w:name="Medium Grid 1 Accent 3"/>
+    <w:lsdException w:name="Medium Grid 2 Accent 3"/>
+    <w:lsdException w:name="Medium Grid 3 Accent 3"/>
+    <w:lsdException w:name="Dark List Accent 3"/>
+    <w:lsdException w:name="Colorful Shading Accent 3"/>
+    <w:lsdException w:name="Colorful List Accent 3"/>
+    <w:lsdException w:name="Colorful Grid Accent 3"/>
+    <w:lsdException w:name="Light Shading Accent 4"/>
+    <w:lsdException w:name="Light List Accent 4"/>
+    <w:lsdException w:name="Light Grid Accent 4"/>
+    <w:lsdException w:name="Medium Shading 1 Accent 4"/>
+    <w:lsdException w:name="Medium Shading 2 Accent 4"/>
+    <w:lsdException w:name="Medium List 1 Accent 4"/>
+    <w:lsdException w:name="Medium List 2 Accent 4"/>
+    <w:lsdException w:name="Medium Grid 1 Accent 4"/>
+    <w:lsdException w:name="Medium Grid 2 Accent 4"/>
+    <w:lsdException w:name="Medium Grid 3 Accent 4"/>
+    <w:lsdException w:name="Dark List Accent 4"/>
+    <w:lsdException w:name="Colorful Shading Accent 4"/>
+    <w:lsdException w:name="Colorful List Accent 4"/>
+    <w:lsdException w:name="Colorful Grid Accent 4"/>
+    <w:lsdException w:name="Light Shading Accent 5"/>
+    <w:lsdException w:name="Light List Accent 5"/>
+    <w:lsdException w:name="Light Grid Accent 5"/>
+    <w:lsdException w:name="Medium Shading 1 Accent 5"/>
+    <w:lsdException w:name="Medium Shading 2 Accent 5"/>
+    <w:lsdException w:name="Medium List 1 Accent 5"/>
+    <w:lsdException w:name="Medium List 2 Accent 5"/>
+    <w:lsdException w:name="Medium Grid 1 Accent 5"/>
+    <w:lsdException w:name="Medium Grid 2 Accent 5"/>
+    <w:lsdException w:name="Medium Grid 3 Accent 5"/>
+    <w:lsdException w:name="Dark List Accent 5"/>
+    <w:lsdException w:name="Colorful Shading Accent 5"/>
+    <w:lsdException w:name="Colorful List Accent 5"/>
+    <w:lsdException w:name="Colorful Grid Accent 5"/>
+    <w:lsdException w:name="Light Shading Accent 6"/>
+    <w:lsdException w:name="Light List Accent 6"/>
+    <w:lsdException w:name="Light Grid Accent 6"/>
+    <w:lsdException w:name="Medium Shading 1 Accent 6"/>
+    <w:lsdException w:name="Medium Shading 2 Accent 6"/>
+    <w:lsdException w:name="Medium List 1 Accent 6"/>
+    <w:lsdException w:name="Medium List 2 Accent 6"/>
+    <w:lsdException w:name="Medium Grid 1 Accent 6"/>
+    <w:lsdException w:name="Medium Grid 2 Accent 6"/>
+    <w:lsdException w:name="Medium Grid 3 Accent 6"/>
+    <w:lsdException w:name="Dark List Accent 6"/>
+    <w:lsdException w:name="Colorful Shading Accent 6"/>
+    <w:lsdException w:name="Colorful List Accent 6"/>
+    <w:lsdException w:name="Colorful Grid Accent 6"/>
+    <w:lsdException w:name="Grid Table 4" w:uiPriority="49"/>
+    <w:lsdException w:name="Grid Table 5 Dark" w:uiPriority="50"/>
+    <w:lsdException w:name="Grid Table 6 Colorful" w:uiPriority="51"/>
+    <w:lsdException w:name="Grid Table 7 Colorful" w:uiPriority="52"/>
+    <w:lsdException w:name="Grid Table 1 Light Accent 1" w:uiPriority="46"/>
+    <w:lsdException w:name="Grid Table 2 Accent 1" w:uiPriority="47"/>
+    <w:lsdException w:name="Grid Table 3 Accent 1" w:uiPriority="48"/>
+    <w:lsdException w:name="Grid Table 4 Accent 1" w:uiPriority="49"/>
+    <w:lsdException w:name="Grid Table 5 Dark Accent 1" w:uiPriority="50"/>
+    <w:lsdException w:name="Grid Table 6 Colorful Accent 1" w:uiPriority="51"/>
+    <w:lsdException w:name="Grid Table 7 Colorful Accent 1" w:uiPriority="52"/>
+    <w:lsdException w:name="Grid Table 1 Light Accent 2" w:uiPriority="46"/>
+    <w:lsdException w:name="Grid Table 2 Accent 2" w:uiPriority="47"/>
+    <w:lsdException w:name="Grid Table 3 Accent 2" w:uiPriority="48"/>
+    <w:lsdException w:name="Grid Table 4 Accent 2" w:uiPriority="49"/>
+    <w:lsdException w:name="Grid Table 5 Dark Accent 2" w:uiPriority="50"/>
+    <w:lsdException w:name="Grid Table 6 Colorful Accent 2" w:uiPriority="51"/>
+    <w:lsdException w:name="Grid Table 7 Colorful Accent 2" w:uiPriority="52"/>
+    <w:lsdException w:name="Grid Table 1 Light Accent 3" w:uiPriority="46"/>
+    <w:lsdException w:name="Grid Table 2 Accent 3" w:uiPriority="47"/>
+    <w:lsdException w:name="Grid Table 3 Accent 3" w:uiPriority="48"/>
+    <w:lsdException w:name="Grid Table 4 Accent 3" w:uiPriority="49"/>
+    <w:lsdException w:name="Grid Table 5 Dark Accent 3" w:uiPriority="50"/>
+    <w:lsdException w:name="Grid Table 6 Colorful Accent 3" w:uiPriority="51"/>
+    <w:lsdException w:name="Grid Table 7 Colorful Accent 3" w:uiPriority="52"/>
+    <w:lsdException w:name="Grid Table 1 Light Accent 4" w:uiPriority="46"/>
+    <w:lsdException w:name="Grid Table 2 Accent 4" w:uiPriority="47"/>
+    <w:lsdException w:name="Grid Table 3 Accent 4" w:uiPriority="48"/>
+    <w:lsdException w:name="Grid Table 4 Accent 4" w:uiPriority="49"/>
+    <w:lsdException w:name="Grid Table 5 Dark Accent 4" w:uiPriority="50"/>
+    <w:lsdException w:name="Grid Table 6 Colorful Accent 4" w:uiPriority="51"/>
+    <w:lsdException w:name="Grid Table 7 Colorful Accent 4" w:uiPriority="52"/>
+    <w:lsdException w:name="Grid Table 1 Light Accent 5" w:uiPriority="46"/>
+    <w:lsdException w:name="Grid Table 2 Accent 5" w:uiPriority="47"/>
+    <w:lsdException w:name="Grid Table 3 Accent 5" w:uiPriority="48"/>
+    <w:lsdException w:name="Grid Table 4 Accent 5" w:uiPriority="49"/>
+    <w:lsdException w:name="Grid Table 5 Dark Accent 5" w:uiPriority="50"/>
+    <w:lsdException w:name="Grid Table 6 Colorful Accent 5" w:uiPriority="51"/>
+    <w:lsdException w:name="Grid Table 7 Colorful Accent 5" w:uiPriority="52"/>
+    <w:lsdException w:name="Grid Table 1 Light Accent 6" w:uiPriority="46"/>
+    <w:lsdException w:name="Grid Table 2 Accent 6" w:uiPriority="47"/>
+    <w:lsdException w:name="Grid Table 3 Accent 6" w:uiPriority="48"/>
+    <w:lsdException w:name="Grid Table 4 Accent 6" w:uiPriority="49"/>
+    <w:lsdException w:name="Grid Table 5 Dark Accent 6" w:uiPriority="50"/>
+    <w:lsdException w:name="Grid Table 6 Colorful Accent 6" w:uiPriority="51"/>
+    <w:lsdException w:name="Grid Table 7 Colorful Accent 6" w:uiPriority="52"/>
+    <w:lsdException w:name="List Table 1 Light" w:uiPriority="46"/>
+    <w:lsdException w:name="List Table 2" w:uiPriority="47"/>
+    <w:lsdException w:name="List Table 3" w:uiPriority="48"/>
+    <w:lsdException w:name="List Table 4" w:uiPriority="49"/>
+    <w:lsdException w:name="List Table 5 Dark" w:uiPriority="50"/>
+    <w:lsdException w:name="List Table 6 Colorful" w:uiPriority="51"/>
+    <w:lsdException w:name="List Table 7 Colorful" w:uiPriority="52"/>
+    <w:lsdException w:name="List Table 1 Light Accent 1" w:uiPriority="46"/>
+    <w:lsdException w:name="List Table 2 Accent 1" w:uiPriority="47"/>
+    <w:lsdException w:name="List Table 3 Accent 1" w:uiPriority="48"/>
+    <w:lsdException w:name="List Table 4 Accent 1" w:uiPriority="49"/>
+    <w:lsdException w:name="List Table 5 Dark Accent 1" w:uiPriority="50"/>
+    <w:lsdException w:name="List Table 6 Colorful Accent 1" w:uiPriority="51"/>
+    <w:lsdException w:name="List Table 7 Colorful Accent 1" w:uiPriority="52"/>
+    <w:lsdException w:name="List Table 1 Light Accent 2" w:uiPriority="46"/>
+    <w:lsdException w:name="List Table 2 Accent 2" w:uiPriority="47"/>
+    <w:lsdException w:name="List Table 3 Accent 2" w:uiPriority="48"/>
+    <w:lsdException w:name="List Table 4 Accent 2" w:uiPriority="49"/>
+    <w:lsdException w:name="List Table 5 Dark Accent 2" w:uiPriority="50"/>
+    <w:lsdException w:name="List Table 6 Colorful Accent 2" w:uiPriority="51"/>
+    <w:lsdException w:name="List Table 7 Colorful Accent 2" w:uiPriority="52"/>
+    <w:lsdException w:name="List Table 1 Light Accent 3" w:uiPriority="46"/>
+    <w:lsdException w:name="List Table 2 Accent 3" w:uiPriority="47"/>
+    <w:lsdException w:name="List Table 3 Accent 3" w:uiPriority="48"/>
+    <w:lsdException w:name="List Table 4 Accent 3" w:uiPriority="49"/>
+    <w:lsdException w:name="List Table 5 Dark Accent 3" w:uiPriority="50"/>
+    <w:lsdException w:name="List Table 6 Colorful Accent 3" w:uiPriority="51"/>
+    <w:lsdException w:name="List Table 7 Colorful Accent 3" w:uiPriority="52"/>
+    <w:lsdException w:name="List Table 1 Light Accent 4" w:uiPriority="46"/>
+    <w:lsdException w:name="List Table 2 Accent 4" w:uiPriority="47"/>
+    <w:lsdException w:name="List Table 3 Accent 4" w:uiPriority="48"/>
+    <w:lsdException w:name="List Table 4 Accent 4" w:uiPriority="49"/>
+    <w:lsdException w:name="List Table 5 Dark Accent 4" w:uiPriority="50"/>
+    <w:lsdException w:name="List Table 6 Colorful Accent 4" w:uiPriority="51"/>
+    <w:lsdException w:name="List Table 7 Colorful Accent 4" w:uiPriority="52"/>
+    <w:lsdException w:name="List Table 1 Light Accent 5" w:uiPriority="46"/>
+    <w:lsdException w:name="List Table 2 Accent 5" w:uiPriority="47"/>
+    <w:lsdException w:name="List Table 3 Accent 5" w:uiPriority="48"/>
+    <w:lsdException w:name="List Table 4 Accent 5" w:uiPriority="49"/>
+    <w:lsdException w:name="List Table 5 Dark Accent 5" w:uiPriority="50"/>
+    <w:lsdException w:name="List Table 6 Colorful Accent 5" w:uiPriority="51"/>
+    <w:lsdException w:name="List Table 7 Colorful Accent 5" w:uiPriority="52"/>
+    <w:lsdException w:name="List Table 1 Light Accent 6" w:uiPriority="46"/>
+    <w:lsdException w:name="List Table 2 Accent 6" w:uiPriority="47"/>
+    <w:lsdException w:name="List Table 3 Accent 6" w:uiPriority="48"/>
+    <w:lsdException w:name="List Table 4 Accent 6" w:uiPriority="49"/>
+    <w:lsdException w:name="List Table 5 Dark Accent 6" w:uiPriority="50"/>
+    <w:lsdException w:name="List Table 6 Colorful Accent 6" w:uiPriority="51"/>
+    <w:lsdException w:name="List Table 7 Colorful Accent 6" w:uiPriority="52"/>
+    <w:lsdException w:name="Mention" w:semiHidden="1" w:uiPriority="99" w:unhideWhenUsed="1"/>
+    <w:lsdException w:name="Smart Hyperlink" w:semiHidden="1" w:uiPriority="99" w:unhideWhenUsed="1"/>
+    <w:lsdException w:name="Hashtag" w:semiHidden="1" w:uiPriority="99" w:unhideWhenUsed="1"/>
+    <w:lsdException w:name="Unresolved Mention" w:semiHidden="1" w:uiPriority="99" w:unhideWhenUsed="1"/>
+    <w:lsdException w:name="Smart Link" w:semiHidden="1" w:uiPriority="99" w:unhideWhenUsed="1"/>
+  </w:latentStyles>
+  <w:style w:type="paragraph" w:default="1" w:styleId="Normal">
     <w:name w:val="Normal"/>
     <w:qFormat/>
   </w:style>
-  <w:style w:styleId="BodyText" w:type="paragraph">
+  <w:style w:type="paragraph" w:styleId="Heading1">
+    <w:name w:val="heading 1"/>
+    <w:basedOn w:val="Normal"/>
+    <w:next w:val="BodyText"/>
+    <w:uiPriority w:val="9"/>
+    <w:qFormat/>
+    <w:pPr>
+      <w:keepNext/>
+      <w:keepLines/>
+      <w:spacing w:before="480" w:after="0"/>
+      <w:outlineLvl w:val="0"/>
+    </w:pPr>
+    <w:rPr>
+      <w:rFonts w:asciiTheme="majorHAnsi" w:eastAsiaTheme="majorEastAsia" w:hAnsiTheme="majorHAnsi" w:cstheme="majorBidi"/>
+      <w:b/>
+      <w:bCs/>
+      <w:color w:val="4F81BD" w:themeColor="accent1"/>
+      <w:sz w:val="32"/>
+      <w:szCs w:val="32"/>
+    </w:rPr>
+  </w:style>
+  <w:style w:type="paragraph" w:styleId="Heading2">
+    <w:name w:val="heading 2"/>
+    <w:basedOn w:val="Normal"/>
+    <w:next w:val="BodyText"/>
+    <w:uiPriority w:val="9"/>
+    <w:unhideWhenUsed/>
+    <w:qFormat/>
+    <w:pPr>
+      <w:keepNext/>
+      <w:keepLines/>
+      <w:spacing w:before="200" w:after="0"/>
+      <w:outlineLvl w:val="1"/>
+    </w:pPr>
+    <w:rPr>
+      <w:rFonts w:asciiTheme="majorHAnsi" w:eastAsiaTheme="majorEastAsia" w:hAnsiTheme="majorHAnsi" w:cstheme="majorBidi"/>
+      <w:b/>
+      <w:bCs/>
+      <w:color w:val="4F81BD" w:themeColor="accent1"/>
+      <w:sz w:val="28"/>
+      <w:szCs w:val="28"/>
+    </w:rPr>
+  </w:style>
+  <w:style w:type="paragraph" w:styleId="Heading3">
+    <w:name w:val="heading 3"/>
+    <w:basedOn w:val="Normal"/>
+    <w:next w:val="BodyText"/>
+    <w:uiPriority w:val="9"/>
+    <w:unhideWhenUsed/>
+    <w:qFormat/>
+    <w:pPr>
+      <w:keepNext/>
+      <w:keepLines/>
+      <w:spacing w:before="200" w:after="0"/>
+      <w:outlineLvl w:val="2"/>
+    </w:pPr>
+    <w:rPr>
+      <w:rFonts w:asciiTheme="majorHAnsi" w:eastAsiaTheme="majorEastAsia" w:hAnsiTheme="majorHAnsi" w:cstheme="majorBidi"/>
+      <w:b/>
+      <w:bCs/>
+      <w:color w:val="4F81BD" w:themeColor="accent1"/>
+    </w:rPr>
+  </w:style>
+  <w:style w:type="paragraph" w:styleId="Heading4">
+    <w:name w:val="heading 4"/>
+    <w:basedOn w:val="Normal"/>
+    <w:next w:val="BodyText"/>
+    <w:uiPriority w:val="9"/>
+    <w:unhideWhenUsed/>
+    <w:qFormat/>
+    <w:pPr>
+      <w:keepNext/>
+      <w:keepLines/>
+      <w:spacing w:before="200" w:after="0"/>
+      <w:outlineLvl w:val="3"/>
+    </w:pPr>
+    <w:rPr>
+      <w:rFonts w:asciiTheme="majorHAnsi" w:eastAsiaTheme="majorEastAsia" w:hAnsiTheme="majorHAnsi" w:cstheme="majorBidi"/>
+      <w:bCs/>
+      <w:i/>
+      <w:color w:val="4F81BD" w:themeColor="accent1"/>
+    </w:rPr>
+  </w:style>
+  <w:style w:type="paragraph" w:styleId="Heading5">
+    <w:name w:val="heading 5"/>
+    <w:basedOn w:val="Normal"/>
+    <w:next w:val="BodyText"/>
+    <w:uiPriority w:val="9"/>
+    <w:unhideWhenUsed/>
+    <w:qFormat/>
+    <w:pPr>
+      <w:keepNext/>
+      <w:keepLines/>
+      <w:spacing w:before="200" w:after="0"/>
+      <w:outlineLvl w:val="4"/>
+    </w:pPr>
+    <w:rPr>
+      <w:rFonts w:asciiTheme="majorHAnsi" w:eastAsiaTheme="majorEastAsia" w:hAnsiTheme="majorHAnsi" w:cstheme="majorBidi"/>
+      <w:iCs/>
+      <w:color w:val="4F81BD" w:themeColor="accent1"/>
+    </w:rPr>
+  </w:style>
+  <w:style w:type="paragraph" w:styleId="Heading6">
+    <w:name w:val="heading 6"/>
+    <w:basedOn w:val="Normal"/>
+    <w:next w:val="BodyText"/>
+    <w:uiPriority w:val="9"/>
+    <w:unhideWhenUsed/>
+    <w:qFormat/>
+    <w:pPr>
+      <w:keepNext/>
+      <w:keepLines/>
+      <w:spacing w:before="200" w:after="0"/>
+      <w:outlineLvl w:val="5"/>
+    </w:pPr>
+    <w:rPr>
+      <w:rFonts w:asciiTheme="majorHAnsi" w:eastAsiaTheme="majorEastAsia" w:hAnsiTheme="majorHAnsi" w:cstheme="majorBidi"/>
+      <w:color w:val="4F81BD" w:themeColor="accent1"/>
+    </w:rPr>
+  </w:style>
+  <w:style w:type="paragraph" w:styleId="Heading7">
+    <w:name w:val="heading 7"/>
+    <w:basedOn w:val="Normal"/>
+    <w:next w:val="BodyText"/>
+    <w:uiPriority w:val="9"/>
+    <w:unhideWhenUsed/>
+    <w:qFormat/>
+    <w:pPr>
+      <w:keepNext/>
+      <w:keepLines/>
+      <w:spacing w:before="200" w:after="0"/>
+      <w:outlineLvl w:val="6"/>
+    </w:pPr>
+    <w:rPr>
+      <w:rFonts w:asciiTheme="majorHAnsi" w:eastAsiaTheme="majorEastAsia" w:hAnsiTheme="majorHAnsi" w:cstheme="majorBidi"/>
+      <w:color w:val="4F81BD" w:themeColor="accent1"/>
+    </w:rPr>
+  </w:style>
+  <w:style w:type="paragraph" w:styleId="Heading8">
+    <w:name w:val="heading 8"/>
+    <w:basedOn w:val="Normal"/>
+    <w:next w:val="BodyText"/>
+    <w:uiPriority w:val="9"/>
+    <w:unhideWhenUsed/>
+    <w:qFormat/>
+    <w:pPr>
+      <w:keepNext/>
+      <w:keepLines/>
+      <w:spacing w:before="200" w:after="0"/>
+      <w:outlineLvl w:val="7"/>
+    </w:pPr>
+    <w:rPr>
+      <w:rFonts w:asciiTheme="majorHAnsi" w:eastAsiaTheme="majorEastAsia" w:hAnsiTheme="majorHAnsi" w:cstheme="majorBidi"/>
+      <w:color w:val="4F81BD" w:themeColor="accent1"/>
+    </w:rPr>
+  </w:style>
+  <w:style w:type="paragraph" w:styleId="Heading9">
+    <w:name w:val="heading 9"/>
+    <w:basedOn w:val="Normal"/>
+    <w:next w:val="BodyText"/>
+    <w:uiPriority w:val="9"/>
+    <w:unhideWhenUsed/>
+    <w:qFormat/>
+    <w:pPr>
+      <w:keepNext/>
+      <w:keepLines/>
+      <w:spacing w:before="200" w:after="0"/>
+      <w:outlineLvl w:val="8"/>
+    </w:pPr>
+    <w:rPr>
+      <w:rFonts w:asciiTheme="majorHAnsi" w:eastAsiaTheme="majorEastAsia" w:hAnsiTheme="majorHAnsi" w:cstheme="majorBidi"/>
+      <w:color w:val="4F81BD" w:themeColor="accent1"/>
+    </w:rPr>
+  </w:style>
+  <w:style w:type="character" w:default="1" w:styleId="DefaultParagraphFont">
+    <w:name w:val="Default Paragraph Font"/>
+    <w:uiPriority w:val="1"/>
+    <w:semiHidden/>
+    <w:unhideWhenUsed/>
+  </w:style>
+  <w:style w:type="table" w:default="1" w:styleId="TableNormal">
+    <w:name w:val="Normal Table"/>
+    <w:uiPriority w:val="99"/>
+    <w:semiHidden/>
+    <w:unhideWhenUsed/>
+    <w:tblPr>
+      <w:tblInd w:w="0" w:type="dxa"/>
+      <w:tblCellMar>
+        <w:top w:w="0" w:type="dxa"/>
+        <w:left w:w="108" w:type="dxa"/>
+        <w:bottom w:w="0" w:type="dxa"/>
+        <w:right w:w="108" w:type="dxa"/>
+      </w:tblCellMar>
+    </w:tblPr>
+  </w:style>
+  <w:style w:type="numbering" w:default="1" w:styleId="NoList">
+    <w:name w:val="No List"/>
+    <w:uiPriority w:val="99"/>
+    <w:semiHidden/>
+    <w:unhideWhenUsed/>
+  </w:style>
+  <w:style w:type="paragraph" w:styleId="BodyText">
     <w:name w:val="Body Text"/>
     <w:basedOn w:val="Normal"/>
-    <w:link w:val="BodyTextChar"/>
     <w:qFormat/>
     <w:pPr>
-      <w:spacing w:after="180" w:before="180"/>
+      <w:spacing w:before="180" w:after="180"/>
     </w:pPr>
   </w:style>
-  <w:style w:customStyle="1" w:styleId="FirstParagraph" w:type="paragraph">
+  <w:style w:type="paragraph" w:customStyle="1" w:styleId="FirstParagraph">
     <w:name w:val="First Paragraph"/>
     <w:basedOn w:val="BodyText"/>
     <w:next w:val="BodyText"/>
     <w:qFormat/>
   </w:style>
-  <w:style w:customStyle="1" w:styleId="Compact" w:type="paragraph">
+  <w:style w:type="paragraph" w:customStyle="1" w:styleId="Compact">
     <w:name w:val="Compact"/>
     <w:basedOn w:val="BodyText"/>
     <w:qFormat/>
     <w:pPr>
-      <w:spacing w:after="36" w:before="36"/>
+      <w:spacing w:before="36" w:after="36"/>
     </w:pPr>
   </w:style>
-  <w:style w:styleId="Title" w:type="paragraph">
+  <w:style w:type="paragraph" w:styleId="Title">
     <w:name w:val="Title"/>
     <w:basedOn w:val="Normal"/>
     <w:next w:val="BodyText"/>
@@ -1403,35 +2061,32 @@
     <w:pPr>
       <w:keepNext/>
       <w:keepLines/>
-      <w:spacing w:after="240" w:before="480"/>
+      <w:spacing w:before="480" w:after="240"/>
       <w:jc w:val="center"/>
     </w:pPr>
     <w:rPr>
-      <w:rFonts w:asciiTheme="majorHAnsi" w:cstheme="majorBidi" w:eastAsiaTheme="majorEastAsia" w:hAnsiTheme="majorHAnsi"/>
+      <w:rFonts w:asciiTheme="majorHAnsi" w:eastAsiaTheme="majorEastAsia" w:hAnsiTheme="majorHAnsi" w:cstheme="majorBidi"/>
       <w:b/>
       <w:bCs/>
-      <w:color w:themeColor="accent1" w:themeShade="B5" w:val="345A8A"/>
+      <w:color w:val="345A8A" w:themeColor="accent1" w:themeShade="B5"/>
       <w:sz w:val="36"/>
       <w:szCs w:val="36"/>
     </w:rPr>
   </w:style>
-  <w:style w:styleId="Subtitle" w:type="paragraph">
+  <w:style w:type="paragraph" w:styleId="Subtitle">
     <w:name w:val="Subtitle"/>
     <w:basedOn w:val="Title"/>
     <w:next w:val="BodyText"/>
     <w:qFormat/>
     <w:pPr>
-      <w:keepNext/>
-      <w:keepLines/>
-      <w:spacing w:after="240" w:before="240"/>
-      <w:jc w:val="center"/>
+      <w:spacing w:before="240"/>
     </w:pPr>
     <w:rPr>
       <w:sz w:val="30"/>
       <w:szCs w:val="30"/>
     </w:rPr>
   </w:style>
-  <w:style w:customStyle="1" w:styleId="Author" w:type="paragraph">
+  <w:style w:type="paragraph" w:customStyle="1" w:styleId="Author">
     <w:name w:val="Author"/>
     <w:next w:val="BodyText"/>
     <w:qFormat/>
@@ -1441,7 +2096,7 @@
       <w:jc w:val="center"/>
     </w:pPr>
   </w:style>
-  <w:style w:styleId="Date" w:type="paragraph">
+  <w:style w:type="paragraph" w:styleId="Date">
     <w:name w:val="Date"/>
     <w:next w:val="BodyText"/>
     <w:qFormat/>
@@ -1451,7 +2106,7 @@
       <w:jc w:val="center"/>
     </w:pPr>
   </w:style>
-  <w:style w:customStyle="1" w:styleId="AbstractTitle" w:type="paragraph">
+  <w:style w:type="paragraph" w:customStyle="1" w:styleId="AbstractTitle">
     <w:name w:val="Abstract Title"/>
     <w:basedOn w:val="Normal"/>
     <w:next w:val="Abstract"/>
@@ -1459,7 +2114,7 @@
     <w:pPr>
       <w:keepNext/>
       <w:keepLines/>
-      <w:spacing w:after="0" w:before="300"/>
+      <w:spacing w:before="300" w:after="0"/>
       <w:jc w:val="center"/>
     </w:pPr>
     <w:rPr>
@@ -1469,7 +2124,7 @@
       <w:szCs w:val="20"/>
     </w:rPr>
   </w:style>
-  <w:style w:customStyle="1" w:styleId="Abstract" w:type="paragraph">
+  <w:style w:type="paragraph" w:customStyle="1" w:styleId="Abstract">
     <w:name w:val="Abstract"/>
     <w:basedOn w:val="Normal"/>
     <w:next w:val="BodyText"/>
@@ -1477,210 +2132,19 @@
     <w:pPr>
       <w:keepNext/>
       <w:keepLines/>
-      <w:spacing w:after="300" w:before="100"/>
+      <w:spacing w:before="100" w:after="300"/>
     </w:pPr>
     <w:rPr>
       <w:sz w:val="20"/>
       <w:szCs w:val="20"/>
     </w:rPr>
   </w:style>
-  <w:style w:styleId="Bibliography" w:type="paragraph">
+  <w:style w:type="paragraph" w:styleId="Bibliography">
     <w:name w:val="Bibliography"/>
     <w:basedOn w:val="Normal"/>
-    <w:next w:val="Bibliography"/>
     <w:qFormat/>
-    <w:pPr/>
-    <w:rPr/>
-  </w:style>
-  <w:style w:styleId="Heading1" w:type="paragraph">
-    <w:name w:val="Heading 1"/>
-    <w:basedOn w:val="Normal"/>
-    <w:next w:val="BodyText"/>
-    <w:uiPriority w:val="9"/>
-    <w:qFormat/>
-    <w:pPr>
-      <w:keepNext/>
-      <w:keepLines/>
-      <w:spacing w:after="0" w:before="480"/>
-      <w:outlineLvl w:val="0"/>
-    </w:pPr>
-    <w:rPr>
-      <w:rFonts w:asciiTheme="majorHAnsi" w:cstheme="majorBidi" w:eastAsiaTheme="majorEastAsia" w:hAnsiTheme="majorHAnsi"/>
-      <w:b/>
-      <w:bCs/>
-      <w:color w:themeColor="accent1" w:val="4F81BD"/>
-      <w:sz w:val="32"/>
-      <w:szCs w:val="32"/>
-    </w:rPr>
-  </w:style>
-  <w:style w:styleId="Heading2" w:type="paragraph">
-    <w:name w:val="Heading 2"/>
-    <w:basedOn w:val="Normal"/>
-    <w:next w:val="BodyText"/>
-    <w:uiPriority w:val="9"/>
-    <w:unhideWhenUsed/>
-    <w:qFormat/>
-    <w:pPr>
-      <w:keepNext/>
-      <w:keepLines/>
-      <w:spacing w:after="0" w:before="200"/>
-      <w:outlineLvl w:val="1"/>
-    </w:pPr>
-    <w:rPr>
-      <w:rFonts w:asciiTheme="majorHAnsi" w:cstheme="majorBidi" w:eastAsiaTheme="majorEastAsia" w:hAnsiTheme="majorHAnsi"/>
-      <w:b/>
-      <w:bCs/>
-      <w:color w:themeColor="accent1" w:val="4F81BD"/>
-      <w:sz w:val="28"/>
-      <w:szCs w:val="28"/>
-    </w:rPr>
-  </w:style>
-  <w:style w:styleId="Heading3" w:type="paragraph">
-    <w:name w:val="Heading 3"/>
-    <w:basedOn w:val="Normal"/>
-    <w:next w:val="BodyText"/>
-    <w:uiPriority w:val="9"/>
-    <w:unhideWhenUsed/>
-    <w:qFormat/>
-    <w:pPr>
-      <w:keepNext/>
-      <w:keepLines/>
-      <w:spacing w:after="0" w:before="200"/>
-      <w:outlineLvl w:val="2"/>
-    </w:pPr>
-    <w:rPr>
-      <w:rFonts w:asciiTheme="majorHAnsi" w:cstheme="majorBidi" w:eastAsiaTheme="majorEastAsia" w:hAnsiTheme="majorHAnsi"/>
-      <w:b/>
-      <w:bCs/>
-      <w:color w:themeColor="accent1" w:val="4F81BD"/>
-      <w:sz w:val="24"/>
-      <w:szCs w:val="24"/>
-    </w:rPr>
-  </w:style>
-  <w:style w:styleId="Heading4" w:type="paragraph">
-    <w:name w:val="Heading 4"/>
-    <w:basedOn w:val="Normal"/>
-    <w:next w:val="BodyText"/>
-    <w:uiPriority w:val="9"/>
-    <w:unhideWhenUsed/>
-    <w:qFormat/>
-    <w:pPr>
-      <w:keepNext/>
-      <w:keepLines/>
-      <w:spacing w:after="0" w:before="200"/>
-      <w:outlineLvl w:val="3"/>
-    </w:pPr>
-    <w:rPr>
-      <w:rFonts w:asciiTheme="majorHAnsi" w:cstheme="majorBidi" w:eastAsiaTheme="majorEastAsia" w:hAnsiTheme="majorHAnsi"/>
-      <w:bCs/>
-      <w:i/>
-      <w:color w:themeColor="accent1" w:val="4F81BD"/>
-      <w:sz w:val="24"/>
-      <w:szCs w:val="24"/>
-    </w:rPr>
-  </w:style>
-  <w:style w:styleId="Heading5" w:type="paragraph">
-    <w:name w:val="Heading 5"/>
-    <w:basedOn w:val="Normal"/>
-    <w:next w:val="BodyText"/>
-    <w:uiPriority w:val="9"/>
-    <w:unhideWhenUsed/>
-    <w:qFormat/>
-    <w:pPr>
-      <w:keepNext/>
-      <w:keepLines/>
-      <w:spacing w:after="0" w:before="200"/>
-      <w:outlineLvl w:val="4"/>
-    </w:pPr>
-    <w:rPr>
-      <w:rFonts w:asciiTheme="majorHAnsi" w:cstheme="majorBidi" w:eastAsiaTheme="majorEastAsia" w:hAnsiTheme="majorHAnsi"/>
-      <w:iCs/>
-      <w:color w:themeColor="accent1" w:val="4F81BD"/>
-      <w:sz w:val="24"/>
-      <w:szCs w:val="24"/>
-    </w:rPr>
-  </w:style>
-  <w:style w:styleId="Heading6" w:type="paragraph">
-    <w:name w:val="Heading 6"/>
-    <w:basedOn w:val="Normal"/>
-    <w:next w:val="BodyText"/>
-    <w:uiPriority w:val="9"/>
-    <w:unhideWhenUsed/>
-    <w:qFormat/>
-    <w:pPr>
-      <w:keepNext/>
-      <w:keepLines/>
-      <w:spacing w:after="0" w:before="200"/>
-      <w:outlineLvl w:val="5"/>
-    </w:pPr>
-    <w:rPr>
-      <w:rFonts w:asciiTheme="majorHAnsi" w:cstheme="majorBidi" w:eastAsiaTheme="majorEastAsia" w:hAnsiTheme="majorHAnsi"/>
-      <w:color w:themeColor="accent1" w:val="4F81BD"/>
-      <w:sz w:val="24"/>
-      <w:szCs w:val="24"/>
-    </w:rPr>
-  </w:style>
-  <w:style w:styleId="Heading7" w:type="paragraph">
-    <w:name w:val="Heading 7"/>
-    <w:basedOn w:val="Normal"/>
-    <w:next w:val="BodyText"/>
-    <w:uiPriority w:val="9"/>
-    <w:unhideWhenUsed/>
-    <w:qFormat/>
-    <w:pPr>
-      <w:keepNext/>
-      <w:keepLines/>
-      <w:spacing w:after="0" w:before="200"/>
-      <w:outlineLvl w:val="6"/>
-    </w:pPr>
-    <w:rPr>
-      <w:rFonts w:asciiTheme="majorHAnsi" w:cstheme="majorBidi" w:eastAsiaTheme="majorEastAsia" w:hAnsiTheme="majorHAnsi"/>
-      <w:color w:themeColor="accent1" w:val="4F81BD"/>
-      <w:sz w:val="24"/>
-      <w:szCs w:val="24"/>
-    </w:rPr>
-  </w:style>
-  <w:style w:styleId="Heading8" w:type="paragraph">
-    <w:name w:val="Heading 8"/>
-    <w:basedOn w:val="Normal"/>
-    <w:next w:val="BodyText"/>
-    <w:uiPriority w:val="9"/>
-    <w:unhideWhenUsed/>
-    <w:qFormat/>
-    <w:pPr>
-      <w:keepNext/>
-      <w:keepLines/>
-      <w:spacing w:after="0" w:before="200"/>
-      <w:outlineLvl w:val="7"/>
-    </w:pPr>
-    <w:rPr>
-      <w:rFonts w:asciiTheme="majorHAnsi" w:cstheme="majorBidi" w:eastAsiaTheme="majorEastAsia" w:hAnsiTheme="majorHAnsi"/>
-      <w:color w:themeColor="accent1" w:val="4F81BD"/>
-      <w:sz w:val="24"/>
-      <w:szCs w:val="24"/>
-    </w:rPr>
-  </w:style>
-  <w:style w:styleId="Heading9" w:type="paragraph">
-    <w:name w:val="Heading 9"/>
-    <w:basedOn w:val="Normal"/>
-    <w:next w:val="BodyText"/>
-    <w:uiPriority w:val="9"/>
-    <w:unhideWhenUsed/>
-    <w:qFormat/>
-    <w:pPr>
-      <w:keepNext/>
-      <w:keepLines/>
-      <w:spacing w:after="0" w:before="200"/>
-      <w:outlineLvl w:val="8"/>
-    </w:pPr>
-    <w:rPr>
-      <w:rFonts w:asciiTheme="majorHAnsi" w:cstheme="majorBidi" w:eastAsiaTheme="majorEastAsia" w:hAnsiTheme="majorHAnsi"/>
-      <w:color w:themeColor="accent1" w:val="4F81BD"/>
-      <w:sz w:val="24"/>
-      <w:szCs w:val="24"/>
-    </w:rPr>
-  </w:style>
-  <w:style w:styleId="BlockText" w:type="paragraph">
+  </w:style>
+  <w:style w:type="paragraph" w:styleId="BlockText">
     <w:name w:val="Block Text"/>
     <w:basedOn w:val="BodyText"/>
     <w:next w:val="BodyText"/>
@@ -1688,67 +2152,57 @@
     <w:unhideWhenUsed/>
     <w:qFormat/>
     <w:pPr>
-      <w:spacing w:after="100" w:before="100"/>
-      <w:ind w:firstLine="0" w:left="480" w:right="480"/>
+      <w:spacing w:before="100" w:after="100"/>
+      <w:ind w:left="480" w:right="480"/>
     </w:pPr>
   </w:style>
-  <w:style w:styleId="FootnoteText" w:type="paragraph">
-    <w:name w:val="Footnote Text"/>
+  <w:style w:type="paragraph" w:styleId="FootnoteText">
+    <w:name w:val="footnote text"/>
     <w:basedOn w:val="Normal"/>
-    <w:next w:val="FootnoteText"/>
     <w:uiPriority w:val="9"/>
     <w:unhideWhenUsed/>
     <w:qFormat/>
   </w:style>
-  <w:style w:styleId="FootnoteBlockText" w:type="paragraph">
+  <w:style w:type="paragraph" w:customStyle="1" w:styleId="FootnoteBlockText">
     <w:name w:val="Footnote Block Text"/>
-    <w:basedOn w:val="Footnote Text"/>
-    <w:next w:val="Footnote Text"/>
     <w:uiPriority w:val="9"/>
     <w:unhideWhenUsed/>
     <w:qFormat/>
     <w:pPr>
-      <w:spacing w:after="100" w:before="100"/>
-      <w:ind w:firstLine="0" w:left="480" w:right="480"/>
+      <w:spacing w:before="100" w:after="100"/>
+      <w:ind w:left="480" w:right="480"/>
     </w:pPr>
   </w:style>
-  <w:style w:default="1" w:styleId="DefaultParagraphFont" w:type="character">
-    <w:name w:val="Default Paragraph Font"/>
-    <w:semiHidden/>
-    <w:unhideWhenUsed/>
-  </w:style>
-  <w:style w:default="1" w:styleId="Table" w:type="table">
+  <w:style w:type="table" w:customStyle="1" w:styleId="Table">
     <w:name w:val="Table"/>
-    <w:basedOn w:val="TableNormal"/>
     <w:semiHidden/>
     <w:unhideWhenUsed/>
     <w:qFormat/>
     <w:tblPr>
-      <w:tblInd w:type="dxa" w:w="0"/>
+      <w:tblInd w:w="0" w:type="dxa"/>
       <w:tblCellMar>
-        <w:top w:type="dxa" w:w="0"/>
-        <w:left w:type="dxa" w:w="108"/>
-        <w:bottom w:type="dxa" w:w="0"/>
-        <w:right w:type="dxa" w:w="108"/>
+        <w:top w:w="0" w:type="dxa"/>
+        <w:left w:w="108" w:type="dxa"/>
+        <w:bottom w:w="0" w:type="dxa"/>
+        <w:right w:w="108" w:type="dxa"/>
       </w:tblCellMar>
     </w:tblPr>
     <w:tblStylePr w:type="firstRow">
       <w:tblPr>
         <w:jc w:val="left"/>
-        <w:tblInd w:type="dxa" w:w="0"/>
       </w:tblPr>
       <w:trPr>
         <w:jc w:val="left"/>
       </w:trPr>
       <w:tcPr>
         <w:tcBorders>
-          <w:bottom w:val="single"/>
+          <w:bottom w:val="single" w:sz="0" w:space="0" w:color="auto"/>
         </w:tcBorders>
         <w:vAlign w:val="bottom"/>
       </w:tcPr>
     </w:tblStylePr>
   </w:style>
-  <w:style w:customStyle="1" w:styleId="DefinitionTerm" w:type="paragraph">
+  <w:style w:type="paragraph" w:customStyle="1" w:styleId="DefinitionTerm">
     <w:name w:val="Definition Term"/>
     <w:basedOn w:val="Normal"/>
     <w:next w:val="Definition"/>
@@ -1761,75 +2215,76 @@
       <w:b/>
     </w:rPr>
   </w:style>
-  <w:style w:customStyle="1" w:styleId="Definition" w:type="paragraph">
+  <w:style w:type="paragraph" w:customStyle="1" w:styleId="Definition">
     <w:name w:val="Definition"/>
     <w:basedOn w:val="Normal"/>
   </w:style>
-  <w:style w:styleId="Caption" w:type="paragraph">
-    <w:name w:val="Caption"/>
+  <w:style w:type="paragraph" w:styleId="Caption">
+    <w:name w:val="caption"/>
     <w:basedOn w:val="Normal"/>
-    <w:link w:val="BodyTextChar"/>
+    <w:link w:val="CaptionChar"/>
     <w:pPr>
-      <w:spacing w:after="120" w:before="0"/>
+      <w:spacing w:after="120"/>
     </w:pPr>
     <w:rPr>
       <w:i/>
     </w:rPr>
   </w:style>
-  <w:style w:customStyle="1" w:styleId="TableCaption" w:type="paragraph">
+  <w:style w:type="paragraph" w:customStyle="1" w:styleId="TableCaption">
     <w:name w:val="Table Caption"/>
     <w:basedOn w:val="Caption"/>
     <w:pPr>
       <w:keepNext/>
     </w:pPr>
   </w:style>
-  <w:style w:customStyle="1" w:styleId="ImageCaption" w:type="paragraph">
+  <w:style w:type="paragraph" w:customStyle="1" w:styleId="ImageCaption">
     <w:name w:val="Image Caption"/>
     <w:basedOn w:val="Caption"/>
   </w:style>
-  <w:style w:customStyle="1" w:styleId="Figure" w:type="paragraph">
+  <w:style w:type="paragraph" w:customStyle="1" w:styleId="Figure">
     <w:name w:val="Figure"/>
     <w:basedOn w:val="Normal"/>
   </w:style>
-  <w:style w:customStyle="1" w:styleId="CaptionedFigure" w:type="paragraph">
+  <w:style w:type="paragraph" w:customStyle="1" w:styleId="CaptionedFigure">
     <w:name w:val="Captioned Figure"/>
     <w:basedOn w:val="Figure"/>
     <w:pPr>
       <w:keepNext/>
     </w:pPr>
   </w:style>
-  <w:style w:customStyle="1" w:styleId="BodyTextChar" w:type="character">
-    <w:name w:val="Body Text Char"/>
+  <w:style w:type="character" w:customStyle="1" w:styleId="CaptionChar">
+    <w:name w:val="Caption Char"/>
     <w:basedOn w:val="DefaultParagraphFont"/>
-    <w:link w:val="BodyText"/>
-  </w:style>
-  <w:style w:customStyle="1" w:styleId="VerbatimChar" w:type="character">
+    <w:link w:val="Caption"/>
+  </w:style>
+  <w:style w:type="character" w:customStyle="1" w:styleId="VerbatimChar">
     <w:name w:val="Verbatim Char"/>
-    <w:basedOn w:val="BodyTextChar"/>
-    <w:rPr>
-      <w:rFonts w:ascii="Consolas" w:hAnsi="Consolas"/>
-      <w:sz w:val="22"/>
-    </w:rPr>
-  </w:style>
-  <w:style w:customStyle="1" w:styleId="SectionNumber" w:type="character">
+    <w:basedOn w:val="CaptionChar"/>
+    <w:link w:val="SourceCode"/>
+    <w:rPr>
+      <w:rFonts w:ascii="Consolas" w:hAnsi="Consolas"/>
+      <w:sz w:val="22"/>
+    </w:rPr>
+  </w:style>
+  <w:style w:type="character" w:customStyle="1" w:styleId="SectionNumber">
     <w:name w:val="Section Number"/>
-    <w:basedOn w:val="BodyTextChar"/>
-  </w:style>
-  <w:style w:styleId="FootnoteReference" w:type="character">
-    <w:name w:val="Footnote Reference"/>
-    <w:basedOn w:val="BodyTextChar"/>
+    <w:basedOn w:val="CaptionChar"/>
+  </w:style>
+  <w:style w:type="character" w:styleId="FootnoteReference">
+    <w:name w:val="footnote reference"/>
+    <w:basedOn w:val="CaptionChar"/>
     <w:rPr>
       <w:vertAlign w:val="superscript"/>
     </w:rPr>
   </w:style>
-  <w:style w:styleId="Hyperlink" w:type="character">
+  <w:style w:type="character" w:styleId="Hyperlink">
     <w:name w:val="Hyperlink"/>
-    <w:basedOn w:val="BodyTextChar"/>
-    <w:rPr>
-      <w:color w:themeColor="accent1" w:val="4F81BD"/>
-    </w:rPr>
-  </w:style>
-  <w:style w:styleId="TOCHeading" w:type="paragraph">
+    <w:basedOn w:val="CaptionChar"/>
+    <w:rPr>
+      <w:color w:val="4F81BD" w:themeColor="accent1"/>
+    </w:rPr>
+  </w:style>
+  <w:style w:type="paragraph" w:styleId="TOCHeading">
     <w:name w:val="TOC Heading"/>
     <w:basedOn w:val="Heading1"/>
     <w:next w:val="BodyText"/>
@@ -1841,10 +2296,9 @@
       <w:outlineLvl w:val="9"/>
     </w:pPr>
     <w:rPr>
-      <w:rFonts w:asciiTheme="majorHAnsi" w:cstheme="majorBidi" w:eastAsiaTheme="majorEastAsia" w:hAnsiTheme="majorHAnsi"/>
       <w:b w:val="0"/>
       <w:bCs w:val="0"/>
-      <w:color w:themeColor="accent1" w:themeShade="BF" w:val="365F91"/>
+      <w:color w:val="365F91" w:themeColor="accent1" w:themeShade="BF"/>
     </w:rPr>
   </w:style>
   <w:style w:type="paragraph" w:customStyle="1" w:styleId="SourceCode">
@@ -1852,234 +2306,299 @@
     <w:basedOn w:val="Normal"/>
     <w:link w:val="VerbatimChar"/>
     <w:pPr>
-      <w:wordWrap w:val="off"/>
+      <w:wordWrap w:val="0"/>
     </w:pPr>
   </w:style>
   <w:style w:type="character" w:customStyle="1" w:styleId="KeywordTok">
     <w:name w:val="KeywordTok"/>
     <w:basedOn w:val="VerbatimChar"/>
     <w:rPr>
+      <w:rFonts w:ascii="Consolas" w:hAnsi="Consolas"/>
       <w:b/>
       <w:color w:val="007020"/>
+      <w:sz w:val="22"/>
     </w:rPr>
   </w:style>
   <w:style w:type="character" w:customStyle="1" w:styleId="DataTypeTok">
     <w:name w:val="DataTypeTok"/>
     <w:basedOn w:val="VerbatimChar"/>
     <w:rPr>
+      <w:rFonts w:ascii="Consolas" w:hAnsi="Consolas"/>
       <w:color w:val="902000"/>
+      <w:sz w:val="22"/>
     </w:rPr>
   </w:style>
   <w:style w:type="character" w:customStyle="1" w:styleId="DecValTok">
     <w:name w:val="DecValTok"/>
     <w:basedOn w:val="VerbatimChar"/>
     <w:rPr>
-      <w:color w:val="40a070"/>
+      <w:rFonts w:ascii="Consolas" w:hAnsi="Consolas"/>
+      <w:color w:val="40A070"/>
+      <w:sz w:val="22"/>
     </w:rPr>
   </w:style>
   <w:style w:type="character" w:customStyle="1" w:styleId="BaseNTok">
     <w:name w:val="BaseNTok"/>
     <w:basedOn w:val="VerbatimChar"/>
     <w:rPr>
-      <w:color w:val="40a070"/>
+      <w:rFonts w:ascii="Consolas" w:hAnsi="Consolas"/>
+      <w:color w:val="40A070"/>
+      <w:sz w:val="22"/>
     </w:rPr>
   </w:style>
   <w:style w:type="character" w:customStyle="1" w:styleId="FloatTok">
     <w:name w:val="FloatTok"/>
     <w:basedOn w:val="VerbatimChar"/>
     <w:rPr>
-      <w:color w:val="40a070"/>
+      <w:rFonts w:ascii="Consolas" w:hAnsi="Consolas"/>
+      <w:color w:val="40A070"/>
+      <w:sz w:val="22"/>
     </w:rPr>
   </w:style>
   <w:style w:type="character" w:customStyle="1" w:styleId="ConstantTok">
     <w:name w:val="ConstantTok"/>
     <w:basedOn w:val="VerbatimChar"/>
     <w:rPr>
+      <w:rFonts w:ascii="Consolas" w:hAnsi="Consolas"/>
       <w:color w:val="880000"/>
+      <w:sz w:val="22"/>
     </w:rPr>
   </w:style>
   <w:style w:type="character" w:customStyle="1" w:styleId="CharTok">
     <w:name w:val="CharTok"/>
     <w:basedOn w:val="VerbatimChar"/>
     <w:rPr>
-      <w:color w:val="4070a0"/>
+      <w:rFonts w:ascii="Consolas" w:hAnsi="Consolas"/>
+      <w:color w:val="4070A0"/>
+      <w:sz w:val="22"/>
     </w:rPr>
   </w:style>
   <w:style w:type="character" w:customStyle="1" w:styleId="SpecialCharTok">
     <w:name w:val="SpecialCharTok"/>
     <w:basedOn w:val="VerbatimChar"/>
     <w:rPr>
-      <w:color w:val="4070a0"/>
+      <w:rFonts w:ascii="Consolas" w:hAnsi="Consolas"/>
+      <w:color w:val="4070A0"/>
+      <w:sz w:val="22"/>
     </w:rPr>
   </w:style>
   <w:style w:type="character" w:customStyle="1" w:styleId="StringTok">
     <w:name w:val="StringTok"/>
     <w:basedOn w:val="VerbatimChar"/>
     <w:rPr>
-      <w:color w:val="4070a0"/>
+      <w:rFonts w:ascii="Consolas" w:hAnsi="Consolas"/>
+      <w:color w:val="4070A0"/>
+      <w:sz w:val="22"/>
     </w:rPr>
   </w:style>
   <w:style w:type="character" w:customStyle="1" w:styleId="VerbatimStringTok">
     <w:name w:val="VerbatimStringTok"/>
     <w:basedOn w:val="VerbatimChar"/>
     <w:rPr>
-      <w:color w:val="4070a0"/>
+      <w:rFonts w:ascii="Consolas" w:hAnsi="Consolas"/>
+      <w:color w:val="4070A0"/>
+      <w:sz w:val="22"/>
     </w:rPr>
   </w:style>
   <w:style w:type="character" w:customStyle="1" w:styleId="SpecialStringTok">
     <w:name w:val="SpecialStringTok"/>
     <w:basedOn w:val="VerbatimChar"/>
     <w:rPr>
-      <w:color w:val="bb6688"/>
+      <w:rFonts w:ascii="Consolas" w:hAnsi="Consolas"/>
+      <w:color w:val="BB6688"/>
+      <w:sz w:val="22"/>
     </w:rPr>
   </w:style>
   <w:style w:type="character" w:customStyle="1" w:styleId="ImportTok">
     <w:name w:val="ImportTok"/>
     <w:basedOn w:val="VerbatimChar"/>
     <w:rPr>
+      <w:rFonts w:ascii="Consolas" w:hAnsi="Consolas"/>
       <w:b/>
       <w:color w:val="008000"/>
+      <w:sz w:val="22"/>
     </w:rPr>
   </w:style>
   <w:style w:type="character" w:customStyle="1" w:styleId="CommentTok">
     <w:name w:val="CommentTok"/>
     <w:basedOn w:val="VerbatimChar"/>
     <w:rPr>
+      <w:rFonts w:ascii="Consolas" w:hAnsi="Consolas"/>
       <w:i/>
-      <w:color w:val="60a0b0"/>
+      <w:color w:val="60A0B0"/>
+      <w:sz w:val="22"/>
     </w:rPr>
   </w:style>
   <w:style w:type="character" w:customStyle="1" w:styleId="DocumentationTok">
     <w:name w:val="DocumentationTok"/>
     <w:basedOn w:val="VerbatimChar"/>
     <w:rPr>
+      <w:rFonts w:ascii="Consolas" w:hAnsi="Consolas"/>
       <w:i/>
-      <w:color w:val="ba2121"/>
+      <w:color w:val="BA2121"/>
+      <w:sz w:val="22"/>
     </w:rPr>
   </w:style>
   <w:style w:type="character" w:customStyle="1" w:styleId="AnnotationTok">
     <w:name w:val="AnnotationTok"/>
     <w:basedOn w:val="VerbatimChar"/>
     <w:rPr>
+      <w:rFonts w:ascii="Consolas" w:hAnsi="Consolas"/>
       <w:b/>
       <w:i/>
-      <w:color w:val="60a0b0"/>
+      <w:color w:val="60A0B0"/>
+      <w:sz w:val="22"/>
     </w:rPr>
   </w:style>
   <w:style w:type="character" w:customStyle="1" w:styleId="CommentVarTok">
     <w:name w:val="CommentVarTok"/>
     <w:basedOn w:val="VerbatimChar"/>
     <w:rPr>
+      <w:rFonts w:ascii="Consolas" w:hAnsi="Consolas"/>
       <w:b/>
       <w:i/>
-      <w:color w:val="60a0b0"/>
+      <w:color w:val="60A0B0"/>
+      <w:sz w:val="22"/>
     </w:rPr>
   </w:style>
   <w:style w:type="character" w:customStyle="1" w:styleId="OtherTok">
     <w:name w:val="OtherTok"/>
     <w:basedOn w:val="VerbatimChar"/>
     <w:rPr>
+      <w:rFonts w:ascii="Consolas" w:hAnsi="Consolas"/>
       <w:color w:val="007020"/>
+      <w:sz w:val="22"/>
     </w:rPr>
   </w:style>
   <w:style w:type="character" w:customStyle="1" w:styleId="FunctionTok">
     <w:name w:val="FunctionTok"/>
     <w:basedOn w:val="VerbatimChar"/>
     <w:rPr>
-      <w:color w:val="06287e"/>
+      <w:rFonts w:ascii="Consolas" w:hAnsi="Consolas"/>
+      <w:color w:val="06287E"/>
+      <w:sz w:val="22"/>
     </w:rPr>
   </w:style>
   <w:style w:type="character" w:customStyle="1" w:styleId="VariableTok">
     <w:name w:val="VariableTok"/>
     <w:basedOn w:val="VerbatimChar"/>
     <w:rPr>
-      <w:color w:val="19177c"/>
+      <w:rFonts w:ascii="Consolas" w:hAnsi="Consolas"/>
+      <w:color w:val="19177C"/>
+      <w:sz w:val="22"/>
     </w:rPr>
   </w:style>
   <w:style w:type="character" w:customStyle="1" w:styleId="ControlFlowTok">
     <w:name w:val="ControlFlowTok"/>
     <w:basedOn w:val="VerbatimChar"/>
     <w:rPr>
+      <w:rFonts w:ascii="Consolas" w:hAnsi="Consolas"/>
       <w:b/>
       <w:color w:val="007020"/>
+      <w:sz w:val="22"/>
     </w:rPr>
   </w:style>
   <w:style w:type="character" w:customStyle="1" w:styleId="OperatorTok">
     <w:name w:val="OperatorTok"/>
     <w:basedOn w:val="VerbatimChar"/>
     <w:rPr>
+      <w:rFonts w:ascii="Consolas" w:hAnsi="Consolas"/>
       <w:color w:val="666666"/>
+      <w:sz w:val="22"/>
     </w:rPr>
   </w:style>
   <w:style w:type="character" w:customStyle="1" w:styleId="BuiltInTok">
     <w:name w:val="BuiltInTok"/>
     <w:basedOn w:val="VerbatimChar"/>
     <w:rPr>
+      <w:rFonts w:ascii="Consolas" w:hAnsi="Consolas"/>
       <w:color w:val="008000"/>
+      <w:sz w:val="22"/>
     </w:rPr>
   </w:style>
   <w:style w:type="character" w:customStyle="1" w:styleId="ExtensionTok">
     <w:name w:val="ExtensionTok"/>
     <w:basedOn w:val="VerbatimChar"/>
-    <w:rPr/>
+    <w:rPr>
+      <w:rFonts w:ascii="Consolas" w:hAnsi="Consolas"/>
+      <w:sz w:val="22"/>
+    </w:rPr>
   </w:style>
   <w:style w:type="character" w:customStyle="1" w:styleId="PreprocessorTok">
     <w:name w:val="PreprocessorTok"/>
     <w:basedOn w:val="VerbatimChar"/>
     <w:rPr>
-      <w:color w:val="bc7a00"/>
+      <w:rFonts w:ascii="Consolas" w:hAnsi="Consolas"/>
+      <w:color w:val="BC7A00"/>
+      <w:sz w:val="22"/>
     </w:rPr>
   </w:style>
   <w:style w:type="character" w:customStyle="1" w:styleId="AttributeTok">
     <w:name w:val="AttributeTok"/>
     <w:basedOn w:val="VerbatimChar"/>
     <w:rPr>
-      <w:color w:val="7d9029"/>
+      <w:rFonts w:ascii="Consolas" w:hAnsi="Consolas"/>
+      <w:color w:val="7D9029"/>
+      <w:sz w:val="22"/>
     </w:rPr>
   </w:style>
   <w:style w:type="character" w:customStyle="1" w:styleId="RegionMarkerTok">
     <w:name w:val="RegionMarkerTok"/>
     <w:basedOn w:val="VerbatimChar"/>
-    <w:rPr/>
+    <w:rPr>
+      <w:rFonts w:ascii="Consolas" w:hAnsi="Consolas"/>
+      <w:sz w:val="22"/>
+    </w:rPr>
   </w:style>
   <w:style w:type="character" w:customStyle="1" w:styleId="InformationTok">
     <w:name w:val="InformationTok"/>
     <w:basedOn w:val="VerbatimChar"/>
     <w:rPr>
+      <w:rFonts w:ascii="Consolas" w:hAnsi="Consolas"/>
       <w:b/>
       <w:i/>
-      <w:color w:val="60a0b0"/>
+      <w:color w:val="60A0B0"/>
+      <w:sz w:val="22"/>
     </w:rPr>
   </w:style>
   <w:style w:type="character" w:customStyle="1" w:styleId="WarningTok">
     <w:name w:val="WarningTok"/>
     <w:basedOn w:val="VerbatimChar"/>
     <w:rPr>
+      <w:rFonts w:ascii="Consolas" w:hAnsi="Consolas"/>
       <w:b/>
       <w:i/>
-      <w:color w:val="60a0b0"/>
+      <w:color w:val="60A0B0"/>
+      <w:sz w:val="22"/>
     </w:rPr>
   </w:style>
   <w:style w:type="character" w:customStyle="1" w:styleId="AlertTok">
     <w:name w:val="AlertTok"/>
     <w:basedOn w:val="VerbatimChar"/>
     <w:rPr>
+      <w:rFonts w:ascii="Consolas" w:hAnsi="Consolas"/>
       <w:b/>
-      <w:color w:val="ff0000"/>
+      <w:color w:val="FF0000"/>
+      <w:sz w:val="22"/>
     </w:rPr>
   </w:style>
   <w:style w:type="character" w:customStyle="1" w:styleId="ErrorTok">
     <w:name w:val="ErrorTok"/>
     <w:basedOn w:val="VerbatimChar"/>
     <w:rPr>
+      <w:rFonts w:ascii="Consolas" w:hAnsi="Consolas"/>
       <w:b/>
-      <w:color w:val="ff0000"/>
+      <w:color w:val="FF0000"/>
+      <w:sz w:val="22"/>
     </w:rPr>
   </w:style>
   <w:style w:type="character" w:customStyle="1" w:styleId="NormalTok">
     <w:name w:val="NormalTok"/>
     <w:basedOn w:val="VerbatimChar"/>
-    <w:rPr/>
+    <w:rPr>
+      <w:rFonts w:ascii="Consolas" w:hAnsi="Consolas"/>
+      <w:sz w:val="22"/>
+    </w:rPr>
   </w:style>
 </w:styles>
 </file>
